--- a/docs/Documentacao_Smart_HAS.docx
+++ b/docs/Documentacao_Smart_HAS.docx
@@ -80,7 +80,7 @@
           <w:sz w:val="22"/>
           <w:szCs w:val="22"/>
         </w:rPr>
-        <w:t xml:space="preserve">FIAP — [Nome da Disciplina/Fase]</w:t>
+        <w:t xml:space="preserve">FIAP — Fase 5 - Mobile Hybrid App — 02/09/2026</w:t>
       </w:r>
     </w:p>
     <w:p>
@@ -89,7 +89,7 @@
         <w:spacing w:after="100" w:before="200"/>
       </w:pPr>
       <w:r>
-        <w:t xml:space="preserve">Integrantes do grupo</w:t>
+        <w:t xml:space="preserve">Integrante</w:t>
       </w:r>
     </w:p>
     <w:tbl>
@@ -221,7 +221,7 @@
                 <w:sz w:val="20"/>
                 <w:szCs w:val="20"/>
               </w:rPr>
-              <w:t xml:space="preserve">[Preencher nome do integrante 1]</w:t>
+              <w:t xml:space="preserve">Leonardo Marsiarelli</w:t>
             </w:r>
           </w:p>
         </w:tc>
@@ -247,7 +247,7 @@
                 <w:sz w:val="20"/>
                 <w:szCs w:val="20"/>
               </w:rPr>
-              <w:t xml:space="preserve">[RM]</w:t>
+              <w:t xml:space="preserve">555366</w:t>
             </w:r>
           </w:p>
         </w:tc>
@@ -273,253 +273,7 @@
                 <w:sz w:val="20"/>
                 <w:szCs w:val="20"/>
               </w:rPr>
-              <w:t xml:space="preserve">[Turma]</w:t>
-            </w:r>
-          </w:p>
-        </w:tc>
-      </w:tr>
-      <w:tr>
-        <w:tc>
-          <w:tcPr>
-            <w:tcW w:type="dxa" w:w="4600"/>
-            <w:shd w:fill="EAF2F4" w:val="clear"/>
-            <w:tcMar>
-              <w:top w:type="dxa" w:w="80"/>
-              <w:left w:type="dxa" w:w="100"/>
-              <w:bottom w:type="dxa" w:w="80"/>
-              <w:right w:type="dxa" w:w="100"/>
-            </w:tcMar>
-            <w:vAlign w:val="center"/>
-          </w:tcPr>
-          <w:p>
-            <w:pPr>
-              <w:jc w:val="left"/>
-            </w:pPr>
-            <w:r>
-              <w:rPr>
-                <w:b w:val="false"/>
-                <w:bCs w:val="false"/>
-                <w:sz w:val="20"/>
-                <w:szCs w:val="20"/>
-              </w:rPr>
-              <w:t xml:space="preserve">[Preencher nome do integrante 2]</w:t>
-            </w:r>
-          </w:p>
-        </w:tc>
-        <w:tc>
-          <w:tcPr>
-            <w:tcW w:type="dxa" w:w="2400"/>
-            <w:shd w:fill="EAF2F4" w:val="clear"/>
-            <w:tcMar>
-              <w:top w:type="dxa" w:w="80"/>
-              <w:left w:type="dxa" w:w="100"/>
-              <w:bottom w:type="dxa" w:w="80"/>
-              <w:right w:type="dxa" w:w="100"/>
-            </w:tcMar>
-            <w:vAlign w:val="center"/>
-          </w:tcPr>
-          <w:p>
-            <w:pPr>
-              <w:jc w:val="left"/>
-            </w:pPr>
-            <w:r>
-              <w:rPr>
-                <w:b w:val="false"/>
-                <w:bCs w:val="false"/>
-                <w:sz w:val="20"/>
-                <w:szCs w:val="20"/>
-              </w:rPr>
-              <w:t xml:space="preserve">[RM]</w:t>
-            </w:r>
-          </w:p>
-        </w:tc>
-        <w:tc>
-          <w:tcPr>
-            <w:tcW w:type="dxa" w:w="2400"/>
-            <w:shd w:fill="EAF2F4" w:val="clear"/>
-            <w:tcMar>
-              <w:top w:type="dxa" w:w="80"/>
-              <w:left w:type="dxa" w:w="100"/>
-              <w:bottom w:type="dxa" w:w="80"/>
-              <w:right w:type="dxa" w:w="100"/>
-            </w:tcMar>
-            <w:vAlign w:val="center"/>
-          </w:tcPr>
-          <w:p>
-            <w:pPr>
-              <w:jc w:val="left"/>
-            </w:pPr>
-            <w:r>
-              <w:rPr>
-                <w:b w:val="false"/>
-                <w:bCs w:val="false"/>
-                <w:sz w:val="20"/>
-                <w:szCs w:val="20"/>
-              </w:rPr>
-              <w:t xml:space="preserve">[Turma]</w:t>
-            </w:r>
-          </w:p>
-        </w:tc>
-      </w:tr>
-      <w:tr>
-        <w:tc>
-          <w:tcPr>
-            <w:tcW w:type="dxa" w:w="4600"/>
-            <w:tcMar>
-              <w:top w:type="dxa" w:w="80"/>
-              <w:left w:type="dxa" w:w="100"/>
-              <w:bottom w:type="dxa" w:w="80"/>
-              <w:right w:type="dxa" w:w="100"/>
-            </w:tcMar>
-            <w:vAlign w:val="center"/>
-          </w:tcPr>
-          <w:p>
-            <w:pPr>
-              <w:jc w:val="left"/>
-            </w:pPr>
-            <w:r>
-              <w:rPr>
-                <w:b w:val="false"/>
-                <w:bCs w:val="false"/>
-                <w:sz w:val="20"/>
-                <w:szCs w:val="20"/>
-              </w:rPr>
-              <w:t xml:space="preserve">[Preencher nome do integrante 3]</w:t>
-            </w:r>
-          </w:p>
-        </w:tc>
-        <w:tc>
-          <w:tcPr>
-            <w:tcW w:type="dxa" w:w="2400"/>
-            <w:tcMar>
-              <w:top w:type="dxa" w:w="80"/>
-              <w:left w:type="dxa" w:w="100"/>
-              <w:bottom w:type="dxa" w:w="80"/>
-              <w:right w:type="dxa" w:w="100"/>
-            </w:tcMar>
-            <w:vAlign w:val="center"/>
-          </w:tcPr>
-          <w:p>
-            <w:pPr>
-              <w:jc w:val="left"/>
-            </w:pPr>
-            <w:r>
-              <w:rPr>
-                <w:b w:val="false"/>
-                <w:bCs w:val="false"/>
-                <w:sz w:val="20"/>
-                <w:szCs w:val="20"/>
-              </w:rPr>
-              <w:t xml:space="preserve">[RM]</w:t>
-            </w:r>
-          </w:p>
-        </w:tc>
-        <w:tc>
-          <w:tcPr>
-            <w:tcW w:type="dxa" w:w="2400"/>
-            <w:tcMar>
-              <w:top w:type="dxa" w:w="80"/>
-              <w:left w:type="dxa" w:w="100"/>
-              <w:bottom w:type="dxa" w:w="80"/>
-              <w:right w:type="dxa" w:w="100"/>
-            </w:tcMar>
-            <w:vAlign w:val="center"/>
-          </w:tcPr>
-          <w:p>
-            <w:pPr>
-              <w:jc w:val="left"/>
-            </w:pPr>
-            <w:r>
-              <w:rPr>
-                <w:b w:val="false"/>
-                <w:bCs w:val="false"/>
-                <w:sz w:val="20"/>
-                <w:szCs w:val="20"/>
-              </w:rPr>
-              <w:t xml:space="preserve">[Turma]</w:t>
-            </w:r>
-          </w:p>
-        </w:tc>
-      </w:tr>
-      <w:tr>
-        <w:tc>
-          <w:tcPr>
-            <w:tcW w:type="dxa" w:w="4600"/>
-            <w:shd w:fill="EAF2F4" w:val="clear"/>
-            <w:tcMar>
-              <w:top w:type="dxa" w:w="80"/>
-              <w:left w:type="dxa" w:w="100"/>
-              <w:bottom w:type="dxa" w:w="80"/>
-              <w:right w:type="dxa" w:w="100"/>
-            </w:tcMar>
-            <w:vAlign w:val="center"/>
-          </w:tcPr>
-          <w:p>
-            <w:pPr>
-              <w:jc w:val="left"/>
-            </w:pPr>
-            <w:r>
-              <w:rPr>
-                <w:b w:val="false"/>
-                <w:bCs w:val="false"/>
-                <w:sz w:val="20"/>
-                <w:szCs w:val="20"/>
-              </w:rPr>
-              <w:t xml:space="preserve">[Preencher nome do integrante 4]</w:t>
-            </w:r>
-          </w:p>
-        </w:tc>
-        <w:tc>
-          <w:tcPr>
-            <w:tcW w:type="dxa" w:w="2400"/>
-            <w:shd w:fill="EAF2F4" w:val="clear"/>
-            <w:tcMar>
-              <w:top w:type="dxa" w:w="80"/>
-              <w:left w:type="dxa" w:w="100"/>
-              <w:bottom w:type="dxa" w:w="80"/>
-              <w:right w:type="dxa" w:w="100"/>
-            </w:tcMar>
-            <w:vAlign w:val="center"/>
-          </w:tcPr>
-          <w:p>
-            <w:pPr>
-              <w:jc w:val="left"/>
-            </w:pPr>
-            <w:r>
-              <w:rPr>
-                <w:b w:val="false"/>
-                <w:bCs w:val="false"/>
-                <w:sz w:val="20"/>
-                <w:szCs w:val="20"/>
-              </w:rPr>
-              <w:t xml:space="preserve">[RM]</w:t>
-            </w:r>
-          </w:p>
-        </w:tc>
-        <w:tc>
-          <w:tcPr>
-            <w:tcW w:type="dxa" w:w="2400"/>
-            <w:shd w:fill="EAF2F4" w:val="clear"/>
-            <w:tcMar>
-              <w:top w:type="dxa" w:w="80"/>
-              <w:left w:type="dxa" w:w="100"/>
-              <w:bottom w:type="dxa" w:w="80"/>
-              <w:right w:type="dxa" w:w="100"/>
-            </w:tcMar>
-            <w:vAlign w:val="center"/>
-          </w:tcPr>
-          <w:p>
-            <w:pPr>
-              <w:jc w:val="left"/>
-            </w:pPr>
-            <w:r>
-              <w:rPr>
-                <w:b w:val="false"/>
-                <w:bCs w:val="false"/>
-                <w:sz w:val="20"/>
-                <w:szCs w:val="20"/>
-              </w:rPr>
-              <w:t xml:space="preserve">[Turma]</w:t>
+              <w:t xml:space="preserve">3SIOA</w:t>
             </w:r>
           </w:p>
         </w:tc>
@@ -545,7 +299,7 @@
           <w:sz w:val="18"/>
           <w:szCs w:val="18"/>
         </w:rPr>
-        <w:t xml:space="preserve">Observação: adicione ou remova linhas conforme o número real de integrantes do grupo.</w:t>
+        <w:t xml:space="preserve">Entrega individual.</w:t>
       </w:r>
     </w:p>
     <w:p>

--- a/docs/Documentacao_Smart_HAS.docx
+++ b/docs/Documentacao_Smart_HAS.docx
@@ -4,7 +4,7 @@
   <w:body>
     <w:p>
       <w:pPr>
-        <w:spacing w:before="1200"/>
+        <w:spacing w:before="900"/>
       </w:pPr>
     </w:p>
     <w:p>
@@ -32,15 +32,15 @@
           <w:b/>
           <w:bCs/>
           <w:color w:val="2E7D8F"/>
-          <w:sz w:val="30"/>
-          <w:szCs w:val="30"/>
+          <w:sz w:val="28"/>
+          <w:szCs w:val="28"/>
         </w:rPr>
-        <w:t xml:space="preserve">Evolução Técnica e Conectada</w:t>
-      </w:r>
-    </w:p>
-    <w:p>
-      <w:pPr>
-        <w:spacing w:after="600"/>
+        <w:t xml:space="preserve">Inteligência de Dados com Oracle PL/SQL</w:t>
+      </w:r>
+    </w:p>
+    <w:p>
+      <w:pPr>
+        <w:spacing w:after="500"/>
         <w:jc w:val="center"/>
       </w:pPr>
       <w:r>
@@ -48,10 +48,10 @@
           <w:i/>
           <w:iCs/>
           <w:color w:val="666666"/>
-          <w:sz w:val="24"/>
-          <w:szCs w:val="24"/>
+          <w:sz w:val="22"/>
+          <w:szCs w:val="22"/>
         </w:rPr>
-        <w:t xml:space="preserve">AI Logistics Extension — React Native · Spring Boot · Angular</w:t>
+        <w:t xml:space="preserve">AI Logistics Extension · React Native · Spring Boot · Angular · Oracle PL/SQL</w:t>
       </w:r>
     </w:p>
     <w:p>
@@ -80,7 +80,7 @@
           <w:sz w:val="22"/>
           <w:szCs w:val="22"/>
         </w:rPr>
-        <w:t xml:space="preserve">FIAP — Fase 5 - Mobile Hybrid App — 02/09/2026</w:t>
+        <w:t xml:space="preserve">FIAP — Fase 6 - Mastering Relational and Non-Relational Database — [Data]</w:t>
       </w:r>
     </w:p>
     <w:p>
@@ -123,7 +123,6 @@
               <w:bottom w:type="dxa" w:w="80"/>
               <w:right w:type="dxa" w:w="100"/>
             </w:tcMar>
-            <w:vAlign w:val="center"/>
           </w:tcPr>
           <w:p>
             <w:pPr>
@@ -151,7 +150,6 @@
               <w:bottom w:type="dxa" w:w="80"/>
               <w:right w:type="dxa" w:w="100"/>
             </w:tcMar>
-            <w:vAlign w:val="center"/>
           </w:tcPr>
           <w:p>
             <w:pPr>
@@ -179,7 +177,6 @@
               <w:bottom w:type="dxa" w:w="80"/>
               <w:right w:type="dxa" w:w="100"/>
             </w:tcMar>
-            <w:vAlign w:val="center"/>
           </w:tcPr>
           <w:p>
             <w:pPr>
@@ -208,7 +205,6 @@
               <w:bottom w:type="dxa" w:w="80"/>
               <w:right w:type="dxa" w:w="100"/>
             </w:tcMar>
-            <w:vAlign w:val="center"/>
           </w:tcPr>
           <w:p>
             <w:pPr>
@@ -234,7 +230,6 @@
               <w:bottom w:type="dxa" w:w="80"/>
               <w:right w:type="dxa" w:w="100"/>
             </w:tcMar>
-            <w:vAlign w:val="center"/>
           </w:tcPr>
           <w:p>
             <w:pPr>
@@ -260,7 +255,6 @@
               <w:bottom w:type="dxa" w:w="80"/>
               <w:right w:type="dxa" w:w="100"/>
             </w:tcMar>
-            <w:vAlign w:val="center"/>
           </w:tcPr>
           <w:p>
             <w:pPr>
@@ -321,7 +315,7 @@
         <w:spacing w:after="160" w:line="300"/>
       </w:pPr>
       <w:r>
-        <w:t xml:space="preserve">O Smart HAS é um sistema inteligente de apoio à decisão voltado ao acompanhamento de pacientes com Hipertensão Arterial Sistêmica (HAS), alinhado aos princípios da Sociedade 5.0 — tecnologia a serviço do cuidado centrado na pessoa. Nesta fase, o projeto evolui com a camada AI Logistics Extension: um motor de priorização que sugere, de forma automática, a urgência e a janela ideal de entrega de medicamentos a partir do risco clínico calculado com base nas leituras de pressão arterial mais recentes de cada paciente.</w:t>
+        <w:t xml:space="preserve">Nas fases anteriores, o Smart HAS evoluiu de um escopo planejado para um MVP funcional e conectado: app mobile em React Native, API REST em Spring Boot com autenticação JWT e a camada AI Logistics Extension (motor de regras que prioriza entrega de medicamentos), e um dashboard administrativo em Angular — todos integrados pelo mesmo contrato de API.</w:t>
       </w:r>
     </w:p>
     <w:p>
@@ -329,7 +323,7 @@
         <w:spacing w:after="160" w:line="300"/>
       </w:pPr>
       <w:r>
-        <w:t xml:space="preserve">O repositório do projeto (LeoMarsiarelli/Smart-HAS) iniciou esta fase sem código de fases anteriores versionado. Diante disso, o grupo optou por tratar esta etapa como a consolidação da base técnica completa do sistema — mobile, back-end e dashboard administrativo — já incorporando as práticas e integrações exigidas pelos capítulos desta fase, descritas a seguir.</w:t>
+        <w:t xml:space="preserve">Nesta fase, o foco é elevar a robustez e o profissionalismo do sistema adotando o Oracle PL/SQL: construímos procedures e functions reutilizáveis diretamente no banco de dados e integramos essa camada lógica ao back-end Java, consolidando a interoperabilidade entre mobile, web, API REST e banco Oracle.</w:t>
       </w:r>
     </w:p>
     <w:p>
@@ -338,16 +332,7 @@
         <w:spacing w:after="160" w:before="360"/>
       </w:pPr>
       <w:r>
-        <w:t xml:space="preserve">2. Parte 1 — Escolha da Stack Tecnológica e Justificativa</w:t>
-      </w:r>
-    </w:p>
-    <w:p>
-      <w:pPr>
-        <w:pStyle w:val="Heading2"/>
-        <w:spacing w:after="120" w:before="280"/>
-      </w:pPr>
-      <w:r>
-        <w:t xml:space="preserve">2.1 Decisão: Opção A — React Native</w:t>
+        <w:t xml:space="preserve">2. Parte 1 — Aprimoramento da Solução</w:t>
       </w:r>
     </w:p>
     <w:p>
@@ -355,7 +340,7 @@
         <w:spacing w:after="160" w:line="300"/>
       </w:pPr>
       <w:r>
-        <w:t xml:space="preserve">O grupo optou por construir o cliente mobile em React Native (com Expo), migrando/consolidando as funcionalidades do Smart HAS nessa stack.</w:t>
+        <w:t xml:space="preserve">A evolução técnica desta fase é a própria camada de inteligência Oracle descrita nas Partes 2 e 3: ela foi integrada ao back-end existente sem quebrar o que já funcionava, seguindo boas práticas arquiteturais.</w:t>
       </w:r>
     </w:p>
     <w:p>
@@ -364,7 +349,7 @@
         <w:spacing w:after="100" w:before="200"/>
       </w:pPr>
       <w:r>
-        <w:t xml:space="preserve">Justificativa técnica</w:t>
+        <w:t xml:space="preserve">Novas funcionalidades</w:t>
       </w:r>
     </w:p>
     <w:p>
@@ -377,7 +362,7 @@
         <w:spacing w:after="80"/>
       </w:pPr>
       <w:r>
-        <w:t xml:space="preserve">Padronização de paradigma entre front-ends: React Native (mobile) e Angular (dashboard web) compartilham conceitos de componentização, data binding reativo e consumo de API REST, reduzindo a curva de aprendizado do time e o custo de manutenção de dois times de front-end separados.</w:t>
+        <w:t xml:space="preserve">Quatro novos endpoints REST (/api/oracle/**) que expõem as functions e procedures PL/SQL ao restante do sistema.</w:t>
       </w:r>
     </w:p>
     <w:p>
@@ -390,7 +375,7 @@
         <w:spacing w:after="80"/>
       </w:pPr>
       <w:r>
-        <w:t xml:space="preserve">Expo acelera o ciclo de desenvolvimento e a demonstração da atividade: o app roda em dispositivo físico via Expo Go, sem exigir Android Studio/Xcode configurados por todos os integrantes do grupo.</w:t>
+        <w:t xml:space="preserve">Réplica automática de leituras críticas para o Oracle a cada POST /api/readings, com registro de alerta via PRC_REGISTER_CRITICAL_ALERT — fluxo REST → Java → JDBC → Oracle funcionando de ponta a ponta.</w:t>
       </w:r>
     </w:p>
     <w:p>
@@ -403,7 +388,16 @@
         <w:spacing w:after="80"/>
       </w:pPr>
       <w:r>
-        <w:t xml:space="preserve">Ecossistema maduro (React Navigation, bibliotecas de UI e integração HTTP) é um investimento direto no roadmap da AI Logistics Extension — por exemplo, notificações push de status de entrega e mapas de rota em fases futuras.</w:t>
+        <w:t xml:space="preserve">Relatório de consumo/entregas por paciente (PRC_USER_DELIVERY_REPORT), disponível via API para consumo futuro pelo dashboard ou pelo app.</w:t>
+      </w:r>
+    </w:p>
+    <w:p>
+      <w:pPr>
+        <w:pStyle w:val="Heading3"/>
+        <w:spacing w:after="100" w:before="200"/>
+      </w:pPr>
+      <w:r>
+        <w:t xml:space="preserve">Refatoração e boas práticas</w:t>
       </w:r>
     </w:p>
     <w:p>
@@ -416,7 +410,33 @@
         <w:spacing w:after="80"/>
       </w:pPr>
       <w:r>
-        <w:t xml:space="preserve">Componentização explícita com os elementos nativos View, Text, Image e Button, e navegação estruturada com React Navigation (pilha de autenticação + abas principais), conforme exigido pela atividade.</w:t>
+        <w:t xml:space="preserve">Datasource Oracle isolado (OracleDataSourceConfig), com injeção opcional (Optional&lt;OracleIntelligenceService&gt;) em BloodPressureService — a camada Oracle é um complemento plugável, nunca uma dependência obrigatória do fluxo principal.</w:t>
+      </w:r>
+    </w:p>
+    <w:p>
+      <w:pPr>
+        <w:pStyle w:val="ListParagraph"/>
+        <w:numPr>
+          <w:ilvl w:val="0"/>
+          <w:numId w:val="2"/>
+        </w:numPr>
+        <w:spacing w:after="80"/>
+      </w:pPr>
+      <w:r>
+        <w:t xml:space="preserve">Falha na réplica Oracle é tratada como best-effort (log de WARN) e nunca derruba a criação da leitura no datasource operacional (H2/Postgres).</w:t>
+      </w:r>
+    </w:p>
+    <w:p>
+      <w:pPr>
+        <w:pStyle w:val="ListParagraph"/>
+        <w:numPr>
+          <w:ilvl w:val="0"/>
+          <w:numId w:val="2"/>
+        </w:numPr>
+        <w:spacing w:after="80"/>
+      </w:pPr>
+      <w:r>
+        <w:t xml:space="preserve">Mesma regra de classificação de pressão (SBC) implementada nos dois lados — Java (LogisticsAiService) e PL/SQL (FN_CLASSIFY_BP) — com os mesmos limiares, documentados uma única vez no contrato do projeto.</w:t>
       </w:r>
     </w:p>
     <w:p>
@@ -425,7 +445,7 @@
         <w:spacing w:after="100" w:before="200"/>
       </w:pPr>
       <w:r>
-        <w:t xml:space="preserve">Alinhamento com os objetivos do projeto</w:t>
+        <w:t xml:space="preserve">Valor agregado</w:t>
       </w:r>
     </w:p>
     <w:p>
@@ -433,21 +453,441 @@
         <w:spacing w:after="160" w:line="300"/>
       </w:pPr>
       <w:r>
-        <w:t xml:space="preserve">A escolha reforça o objetivo central do Smart HAS — apoiar decisões de saúde e logística de forma acessível — ao entregar um app leve, multiplataforma (Android/iOS) e de fácil distribuição para demonstração, ao mesmo tempo em que mantém consistência arquitetural com o dashboard administrativo em Angular, ambos consumindo o mesmo contrato de API REST do backend Spring Boot.</w:t>
-      </w:r>
-    </w:p>
-    <w:p>
-      <w:pPr>
-        <w:pStyle w:val="Heading3"/>
-        <w:spacing w:after="100" w:before="200"/>
-      </w:pPr>
-      <w:r>
-        <w:t xml:space="preserve">Roadmap tecnológico</w:t>
+        <w:t xml:space="preserve">O sistema ganha uma camada de regras de negócio reutilizável diretamente no banco — qualquer cliente que converse com o Oracle (relatórios, BI, outro serviço) pode reaproveitar as mesmas regras de classificação, risco e alerta sem reimplementá-las em outra linguagem.</w:t>
+      </w:r>
+    </w:p>
+    <w:p>
+      <w:r>
+        <w:br w:type="page"/>
+      </w:r>
+    </w:p>
+    <w:p>
+      <w:pPr>
+        <w:pStyle w:val="Heading1"/>
+        <w:spacing w:after="160" w:before="360"/>
+      </w:pPr>
+      <w:r>
+        <w:t xml:space="preserve">3. Parte 2 — Integração do Banco Oracle com o Smart HAS</w:t>
+      </w:r>
+    </w:p>
+    <w:p>
+      <w:pPr>
+        <w:pStyle w:val="Heading2"/>
+        <w:spacing w:after="120" w:before="280"/>
+      </w:pPr>
+      <w:r>
+        <w:t xml:space="preserve">3.1 Modelo lógico/físico</w:t>
+      </w:r>
+    </w:p>
+    <w:p>
+      <w:pPr>
+        <w:spacing w:after="160" w:line="300"/>
+      </w:pPr>
+      <w:r>
+        <w:t xml:space="preserve">Quatro tabelas representam o domínio: APP_USER, BLOOD_PRESSURE_READING (leituras de sensor), MEDICATION_DELIVERY_REQUEST (AI Logistics Extension) e SENSOR_ALERT (nova nesta fase, alimentada pelas procedures).</w:t>
+      </w:r>
+    </w:p>
+    <w:p>
+      <w:pPr>
+        <w:spacing w:after="120" w:before="120"/>
+        <w:jc w:val="center"/>
+      </w:pPr>
+      <w:r>
+        <w:drawing>
+          <wp:inline distT="0" distB="0" distL="0" distR="0">
+            <wp:extent cx="5524500" cy="3362325"/>
+            <wp:effectExtent t="0" r="0" b="0" l="0"/>
+            <wp:docPr id="1" name="" descr="" title=""/>
+            <wp:cNvGraphicFramePr>
+              <a:graphicFrameLocks xmlns:a="http://schemas.openxmlformats.org/drawingml/2006/main" noChangeAspect="1"/>
+            </wp:cNvGraphicFramePr>
+            <a:graphic xmlns:a="http://schemas.openxmlformats.org/drawingml/2006/main">
+              <a:graphicData uri="http://schemas.openxmlformats.org/drawingml/2006/picture">
+                <pic:pic xmlns:pic="http://schemas.openxmlformats.org/drawingml/2006/picture">
+                  <pic:nvPicPr>
+                    <pic:cNvPr id="0" name="" descr=""/>
+                    <pic:cNvPicPr>
+                      <a:picLocks noChangeAspect="1" noChangeArrowheads="1"/>
+                    </pic:cNvPicPr>
+                  </pic:nvPicPr>
+                  <pic:blipFill>
+                    <a:blip r:embed="rId7" cstate="none"/>
+                    <a:srcRect/>
+                    <a:stretch>
+                      <a:fillRect/>
+                    </a:stretch>
+                  </pic:blipFill>
+                  <pic:spPr bwMode="auto">
+                    <a:xfrm>
+                      <a:off x="0" y="0"/>
+                      <a:ext cx="5524500" cy="3362325"/>
+                    </a:xfrm>
+                    <a:prstGeom prst="rect">
+                      <a:avLst/>
+                    </a:prstGeom>
+                  </pic:spPr>
+                </pic:pic>
+              </a:graphicData>
+            </a:graphic>
+          </wp:inline>
+        </w:drawing>
+      </w:r>
+    </w:p>
+    <w:p>
+      <w:pPr>
+        <w:spacing w:after="160" w:line="300"/>
+      </w:pPr>
+      <w:r>
+        <w:rPr>
+          <w:i/>
+          <w:iCs/>
+          <w:color w:val="666666"/>
+          <w:sz w:val="18"/>
+          <w:szCs w:val="18"/>
+        </w:rPr>
+        <w:t xml:space="preserve">DER — Modelo relacional Oracle (Fase 6).</w:t>
+      </w:r>
+    </w:p>
+    <w:p>
+      <w:pPr>
+        <w:pStyle w:val="Heading2"/>
+        <w:spacing w:after="120" w:before="280"/>
+      </w:pPr>
+      <w:r>
+        <w:t xml:space="preserve">3.2 Tabelas implantadas</w:t>
       </w:r>
     </w:p>
     <w:tbl>
       <w:tblPr>
-        <w:tblW w:type="dxa" w:w="9400"/>
+        <w:tblW w:type="dxa" w:w="9600"/>
+        <w:tblBorders>
+          <w:top w:val="single" w:color="auto" w:sz="4"/>
+          <w:left w:val="single" w:color="auto" w:sz="4"/>
+          <w:bottom w:val="single" w:color="auto" w:sz="4"/>
+          <w:right w:val="single" w:color="auto" w:sz="4"/>
+          <w:insideH w:val="single" w:color="auto" w:sz="4"/>
+          <w:insideV w:val="single" w:color="auto" w:sz="4"/>
+        </w:tblBorders>
+      </w:tblPr>
+      <w:tblGrid>
+        <w:gridCol w:w="3000"/>
+        <w:gridCol w:w="6600"/>
+      </w:tblGrid>
+      <w:tr>
+        <w:trPr>
+          <w:tblHeader/>
+        </w:trPr>
+        <w:tc>
+          <w:tcPr>
+            <w:tcW w:type="dxa" w:w="3000"/>
+            <w:shd w:fill="1F3B57" w:val="clear"/>
+            <w:tcMar>
+              <w:top w:type="dxa" w:w="80"/>
+              <w:left w:type="dxa" w:w="100"/>
+              <w:bottom w:type="dxa" w:w="80"/>
+              <w:right w:type="dxa" w:w="100"/>
+            </w:tcMar>
+          </w:tcPr>
+          <w:p>
+            <w:pPr>
+              <w:jc w:val="left"/>
+            </w:pPr>
+            <w:r>
+              <w:rPr>
+                <w:b/>
+                <w:bCs/>
+                <w:color w:val="FFFFFF"/>
+                <w:sz w:val="20"/>
+                <w:szCs w:val="20"/>
+              </w:rPr>
+              <w:t xml:space="preserve">Tabela</w:t>
+            </w:r>
+          </w:p>
+        </w:tc>
+        <w:tc>
+          <w:tcPr>
+            <w:tcW w:type="dxa" w:w="6600"/>
+            <w:shd w:fill="1F3B57" w:val="clear"/>
+            <w:tcMar>
+              <w:top w:type="dxa" w:w="80"/>
+              <w:left w:type="dxa" w:w="100"/>
+              <w:bottom w:type="dxa" w:w="80"/>
+              <w:right w:type="dxa" w:w="100"/>
+            </w:tcMar>
+          </w:tcPr>
+          <w:p>
+            <w:pPr>
+              <w:jc w:val="left"/>
+            </w:pPr>
+            <w:r>
+              <w:rPr>
+                <w:b/>
+                <w:bCs/>
+                <w:color w:val="FFFFFF"/>
+                <w:sz w:val="20"/>
+                <w:szCs w:val="20"/>
+              </w:rPr>
+              <w:t xml:space="preserve">Descrição</w:t>
+            </w:r>
+          </w:p>
+        </w:tc>
+      </w:tr>
+      <w:tr>
+        <w:tc>
+          <w:tcPr>
+            <w:tcW w:type="dxa" w:w="3000"/>
+            <w:tcMar>
+              <w:top w:type="dxa" w:w="80"/>
+              <w:left w:type="dxa" w:w="100"/>
+              <w:bottom w:type="dxa" w:w="80"/>
+              <w:right w:type="dxa" w:w="100"/>
+            </w:tcMar>
+          </w:tcPr>
+          <w:p>
+            <w:pPr>
+              <w:jc w:val="left"/>
+            </w:pPr>
+            <w:r>
+              <w:rPr>
+                <w:b w:val="false"/>
+                <w:bCs w:val="false"/>
+                <w:sz w:val="20"/>
+                <w:szCs w:val="20"/>
+              </w:rPr>
+              <w:t xml:space="preserve">APP_USER</w:t>
+            </w:r>
+          </w:p>
+        </w:tc>
+        <w:tc>
+          <w:tcPr>
+            <w:tcW w:type="dxa" w:w="6600"/>
+            <w:tcMar>
+              <w:top w:type="dxa" w:w="80"/>
+              <w:left w:type="dxa" w:w="100"/>
+              <w:bottom w:type="dxa" w:w="80"/>
+              <w:right w:type="dxa" w:w="100"/>
+            </w:tcMar>
+          </w:tcPr>
+          <w:p>
+            <w:pPr>
+              <w:jc w:val="left"/>
+            </w:pPr>
+            <w:r>
+              <w:rPr>
+                <w:b w:val="false"/>
+                <w:bCs w:val="false"/>
+                <w:sz w:val="20"/>
+                <w:szCs w:val="20"/>
+              </w:rPr>
+              <w:t xml:space="preserve">Pacientes e administradores (id, name, email, password_hash, role, created_at)</w:t>
+            </w:r>
+          </w:p>
+        </w:tc>
+      </w:tr>
+      <w:tr>
+        <w:tc>
+          <w:tcPr>
+            <w:tcW w:type="dxa" w:w="3000"/>
+            <w:shd w:fill="EAF2F4" w:val="clear"/>
+            <w:tcMar>
+              <w:top w:type="dxa" w:w="80"/>
+              <w:left w:type="dxa" w:w="100"/>
+              <w:bottom w:type="dxa" w:w="80"/>
+              <w:right w:type="dxa" w:w="100"/>
+            </w:tcMar>
+          </w:tcPr>
+          <w:p>
+            <w:pPr>
+              <w:jc w:val="left"/>
+            </w:pPr>
+            <w:r>
+              <w:rPr>
+                <w:b w:val="false"/>
+                <w:bCs w:val="false"/>
+                <w:sz w:val="20"/>
+                <w:szCs w:val="20"/>
+              </w:rPr>
+              <w:t xml:space="preserve">BLOOD_PRESSURE_READING</w:t>
+            </w:r>
+          </w:p>
+        </w:tc>
+        <w:tc>
+          <w:tcPr>
+            <w:tcW w:type="dxa" w:w="6600"/>
+            <w:shd w:fill="EAF2F4" w:val="clear"/>
+            <w:tcMar>
+              <w:top w:type="dxa" w:w="80"/>
+              <w:left w:type="dxa" w:w="100"/>
+              <w:bottom w:type="dxa" w:w="80"/>
+              <w:right w:type="dxa" w:w="100"/>
+            </w:tcMar>
+          </w:tcPr>
+          <w:p>
+            <w:pPr>
+              <w:jc w:val="left"/>
+            </w:pPr>
+            <w:r>
+              <w:rPr>
+                <w:b w:val="false"/>
+                <w:bCs w:val="false"/>
+                <w:sz w:val="20"/>
+                <w:szCs w:val="20"/>
+              </w:rPr>
+              <w:t xml:space="preserve">Leituras de sensor de pressão arterial (systolic, diastolic, pulse, classification)</w:t>
+            </w:r>
+          </w:p>
+        </w:tc>
+      </w:tr>
+      <w:tr>
+        <w:tc>
+          <w:tcPr>
+            <w:tcW w:type="dxa" w:w="3000"/>
+            <w:tcMar>
+              <w:top w:type="dxa" w:w="80"/>
+              <w:left w:type="dxa" w:w="100"/>
+              <w:bottom w:type="dxa" w:w="80"/>
+              <w:right w:type="dxa" w:w="100"/>
+            </w:tcMar>
+          </w:tcPr>
+          <w:p>
+            <w:pPr>
+              <w:jc w:val="left"/>
+            </w:pPr>
+            <w:r>
+              <w:rPr>
+                <w:b w:val="false"/>
+                <w:bCs w:val="false"/>
+                <w:sz w:val="20"/>
+                <w:szCs w:val="20"/>
+              </w:rPr>
+              <w:t xml:space="preserve">MEDICATION_DELIVERY_REQUEST</w:t>
+            </w:r>
+          </w:p>
+        </w:tc>
+        <w:tc>
+          <w:tcPr>
+            <w:tcW w:type="dxa" w:w="6600"/>
+            <w:tcMar>
+              <w:top w:type="dxa" w:w="80"/>
+              <w:left w:type="dxa" w:w="100"/>
+              <w:bottom w:type="dxa" w:w="80"/>
+              <w:right w:type="dxa" w:w="100"/>
+            </w:tcMar>
+          </w:tcPr>
+          <w:p>
+            <w:pPr>
+              <w:jc w:val="left"/>
+            </w:pPr>
+            <w:r>
+              <w:rPr>
+                <w:b w:val="false"/>
+                <w:bCs w:val="false"/>
+                <w:sz w:val="20"/>
+                <w:szCs w:val="20"/>
+              </w:rPr>
+              <w:t xml:space="preserve">Pedidos de entrega da AI Logistics Extension (risk_score, priority, status)</w:t>
+            </w:r>
+          </w:p>
+        </w:tc>
+      </w:tr>
+      <w:tr>
+        <w:tc>
+          <w:tcPr>
+            <w:tcW w:type="dxa" w:w="3000"/>
+            <w:shd w:fill="EAF2F4" w:val="clear"/>
+            <w:tcMar>
+              <w:top w:type="dxa" w:w="80"/>
+              <w:left w:type="dxa" w:w="100"/>
+              <w:bottom w:type="dxa" w:w="80"/>
+              <w:right w:type="dxa" w:w="100"/>
+            </w:tcMar>
+          </w:tcPr>
+          <w:p>
+            <w:pPr>
+              <w:jc w:val="left"/>
+            </w:pPr>
+            <w:r>
+              <w:rPr>
+                <w:b w:val="false"/>
+                <w:bCs w:val="false"/>
+                <w:sz w:val="20"/>
+                <w:szCs w:val="20"/>
+              </w:rPr>
+              <w:t xml:space="preserve">SENSOR_ALERT</w:t>
+            </w:r>
+          </w:p>
+        </w:tc>
+        <w:tc>
+          <w:tcPr>
+            <w:tcW w:type="dxa" w:w="6600"/>
+            <w:shd w:fill="EAF2F4" w:val="clear"/>
+            <w:tcMar>
+              <w:top w:type="dxa" w:w="80"/>
+              <w:left w:type="dxa" w:w="100"/>
+              <w:bottom w:type="dxa" w:w="80"/>
+              <w:right w:type="dxa" w:w="100"/>
+            </w:tcMar>
+          </w:tcPr>
+          <w:p>
+            <w:pPr>
+              <w:jc w:val="left"/>
+            </w:pPr>
+            <w:r>
+              <w:rPr>
+                <w:b w:val="false"/>
+                <w:bCs w:val="false"/>
+                <w:sz w:val="20"/>
+                <w:szCs w:val="20"/>
+              </w:rPr>
+              <w:t xml:space="preserve">Alertas gerados por PRC_REGISTER_CRITICAL_ALERT a partir de leituras críticas</w:t>
+            </w:r>
+          </w:p>
+        </w:tc>
+      </w:tr>
+    </w:tbl>
+    <w:p>
+      <w:pPr>
+        <w:pStyle w:val="Heading2"/>
+        <w:spacing w:after="120" w:before="280"/>
+      </w:pPr>
+      <w:r>
+        <w:t xml:space="preserve">3.3 Dados simulados</w:t>
+      </w:r>
+    </w:p>
+    <w:p>
+      <w:pPr>
+        <w:spacing w:after="160" w:line="300"/>
+      </w:pPr>
+      <w:r>
+        <w:t xml:space="preserve">O script 02_seed_data.sql popula 3 usuários (1 admin + 2 pacientes), um histórico de 6 leituras de sensor ao longo do tempo — cobrindo todas as classificações, da NORMAL até CRISE_HIPERTENSIVA — e 3 pedidos de entrega de medicamento, usados nos exemplos práticos da Parte 3.</w:t>
+      </w:r>
+    </w:p>
+    <w:p>
+      <w:r>
+        <w:br w:type="page"/>
+      </w:r>
+    </w:p>
+    <w:p>
+      <w:pPr>
+        <w:pStyle w:val="Heading1"/>
+        <w:spacing w:after="160" w:before="360"/>
+      </w:pPr>
+      <w:r>
+        <w:t xml:space="preserve">4. Parte 3 — Functions e Procedures PL/SQL</w:t>
+      </w:r>
+    </w:p>
+    <w:p>
+      <w:pPr>
+        <w:pStyle w:val="Heading2"/>
+        <w:spacing w:after="120" w:before="280"/>
+      </w:pPr>
+      <w:r>
+        <w:t xml:space="preserve">4.1 Functions</w:t>
+      </w:r>
+    </w:p>
+    <w:tbl>
+      <w:tblPr>
+        <w:tblW w:type="dxa" w:w="9600"/>
         <w:tblBorders>
           <w:top w:val="single" w:color="auto" w:sz="4"/>
           <w:left w:val="single" w:color="auto" w:sz="4"/>
@@ -459,7 +899,9 @@
       </w:tblPr>
       <w:tblGrid>
         <w:gridCol w:w="2600"/>
-        <w:gridCol w:w="6800"/>
+        <w:gridCol w:w="2800"/>
+        <w:gridCol w:w="1400"/>
+        <w:gridCol w:w="2800"/>
       </w:tblGrid>
       <w:tr>
         <w:trPr>
@@ -475,7 +917,6 @@
               <w:bottom w:type="dxa" w:w="80"/>
               <w:right w:type="dxa" w:w="100"/>
             </w:tcMar>
-            <w:vAlign w:val="center"/>
           </w:tcPr>
           <w:p>
             <w:pPr>
@@ -489,13 +930,13 @@
                 <w:sz w:val="20"/>
                 <w:szCs w:val="20"/>
               </w:rPr>
-              <w:t xml:space="preserve">Status</w:t>
-            </w:r>
-          </w:p>
-        </w:tc>
-        <w:tc>
-          <w:tcPr>
-            <w:tcW w:type="dxa" w:w="6800"/>
+              <w:t xml:space="preserve">Function</w:t>
+            </w:r>
+          </w:p>
+        </w:tc>
+        <w:tc>
+          <w:tcPr>
+            <w:tcW w:type="dxa" w:w="2800"/>
             <w:shd w:fill="1F3B57" w:val="clear"/>
             <w:tcMar>
               <w:top w:type="dxa" w:w="80"/>
@@ -503,7 +944,6 @@
               <w:bottom w:type="dxa" w:w="80"/>
               <w:right w:type="dxa" w:w="100"/>
             </w:tcMar>
-            <w:vAlign w:val="center"/>
           </w:tcPr>
           <w:p>
             <w:pPr>
@@ -517,230 +957,13 @@
                 <w:sz w:val="20"/>
                 <w:szCs w:val="20"/>
               </w:rPr>
-              <w:t xml:space="preserve">Entrega</w:t>
-            </w:r>
-          </w:p>
-        </w:tc>
-      </w:tr>
-      <w:tr>
-        <w:tc>
-          <w:tcPr>
-            <w:tcW w:type="dxa" w:w="2600"/>
-            <w:tcMar>
-              <w:top w:type="dxa" w:w="80"/>
-              <w:left w:type="dxa" w:w="100"/>
-              <w:bottom w:type="dxa" w:w="80"/>
-              <w:right w:type="dxa" w:w="100"/>
-            </w:tcMar>
-            <w:vAlign w:val="center"/>
-          </w:tcPr>
-          <w:p>
-            <w:pPr>
-              <w:jc w:val="left"/>
-            </w:pPr>
-            <w:r>
-              <w:rPr>
-                <w:b w:val="false"/>
-                <w:bCs w:val="false"/>
-                <w:sz w:val="20"/>
-                <w:szCs w:val="20"/>
-              </w:rPr>
-              <w:t xml:space="preserve">Concluído em fases anteriores</w:t>
-            </w:r>
-          </w:p>
-        </w:tc>
-        <w:tc>
-          <w:tcPr>
-            <w:tcW w:type="dxa" w:w="6800"/>
-            <w:tcMar>
-              <w:top w:type="dxa" w:w="80"/>
-              <w:left w:type="dxa" w:w="100"/>
-              <w:bottom w:type="dxa" w:w="80"/>
-              <w:right w:type="dxa" w:w="100"/>
-            </w:tcMar>
-            <w:vAlign w:val="center"/>
-          </w:tcPr>
-          <w:p>
-            <w:pPr>
-              <w:jc w:val="left"/>
-            </w:pPr>
-            <w:r>
-              <w:rPr>
-                <w:b w:val="false"/>
-                <w:bCs w:val="false"/>
-                <w:sz w:val="20"/>
-                <w:szCs w:val="20"/>
-              </w:rPr>
-              <w:t xml:space="preserve">Definição do escopo estratégico do Smart HAS, planejamento da arquitetura geral e protótipos iniciais de app mobile.</w:t>
-            </w:r>
-          </w:p>
-        </w:tc>
-      </w:tr>
-      <w:tr>
-        <w:tc>
-          <w:tcPr>
-            <w:tcW w:type="dxa" w:w="2600"/>
-            <w:shd w:fill="EAF2F4" w:val="clear"/>
-            <w:tcMar>
-              <w:top w:type="dxa" w:w="80"/>
-              <w:left w:type="dxa" w:w="100"/>
-              <w:bottom w:type="dxa" w:w="80"/>
-              <w:right w:type="dxa" w:w="100"/>
-            </w:tcMar>
-            <w:vAlign w:val="center"/>
-          </w:tcPr>
-          <w:p>
-            <w:pPr>
-              <w:jc w:val="left"/>
-            </w:pPr>
-            <w:r>
-              <w:rPr>
-                <w:b w:val="false"/>
-                <w:bCs w:val="false"/>
-                <w:sz w:val="20"/>
-                <w:szCs w:val="20"/>
-              </w:rPr>
-              <w:t xml:space="preserve">Concluído nesta fase</w:t>
-            </w:r>
-          </w:p>
-        </w:tc>
-        <w:tc>
-          <w:tcPr>
-            <w:tcW w:type="dxa" w:w="6800"/>
-            <w:shd w:fill="EAF2F4" w:val="clear"/>
-            <w:tcMar>
-              <w:top w:type="dxa" w:w="80"/>
-              <w:left w:type="dxa" w:w="100"/>
-              <w:bottom w:type="dxa" w:w="80"/>
-              <w:right w:type="dxa" w:w="100"/>
-            </w:tcMar>
-            <w:vAlign w:val="center"/>
-          </w:tcPr>
-          <w:p>
-            <w:pPr>
-              <w:jc w:val="left"/>
-            </w:pPr>
-            <w:r>
-              <w:rPr>
-                <w:b w:val="false"/>
-                <w:bCs w:val="false"/>
-                <w:sz w:val="20"/>
-                <w:szCs w:val="20"/>
-              </w:rPr>
-              <w:t xml:space="preserve">App mobile completo em React Native (login, dashboard, leituras de pressão, AI Logistics, perfil); API REST completa em Spring Boot com autenticação JWT, persistência e motor de priorização; dashboard administrativo em Angular integrado à mesma API.</w:t>
-            </w:r>
-          </w:p>
-        </w:tc>
-      </w:tr>
-      <w:tr>
-        <w:tc>
-          <w:tcPr>
-            <w:tcW w:type="dxa" w:w="2600"/>
-            <w:tcMar>
-              <w:top w:type="dxa" w:w="80"/>
-              <w:left w:type="dxa" w:w="100"/>
-              <w:bottom w:type="dxa" w:w="80"/>
-              <w:right w:type="dxa" w:w="100"/>
-            </w:tcMar>
-            <w:vAlign w:val="center"/>
-          </w:tcPr>
-          <w:p>
-            <w:pPr>
-              <w:jc w:val="left"/>
-            </w:pPr>
-            <w:r>
-              <w:rPr>
-                <w:b w:val="false"/>
-                <w:bCs w:val="false"/>
-                <w:sz w:val="20"/>
-                <w:szCs w:val="20"/>
-              </w:rPr>
-              <w:t xml:space="preserve">Planejado para próximas fases</w:t>
-            </w:r>
-          </w:p>
-        </w:tc>
-        <w:tc>
-          <w:tcPr>
-            <w:tcW w:type="dxa" w:w="6800"/>
-            <w:tcMar>
-              <w:top w:type="dxa" w:w="80"/>
-              <w:left w:type="dxa" w:w="100"/>
-              <w:bottom w:type="dxa" w:w="80"/>
-              <w:right w:type="dxa" w:w="100"/>
-            </w:tcMar>
-            <w:vAlign w:val="center"/>
-          </w:tcPr>
-          <w:p>
-            <w:pPr>
-              <w:jc w:val="left"/>
-            </w:pPr>
-            <w:r>
-              <w:rPr>
-                <w:b w:val="false"/>
-                <w:bCs w:val="false"/>
-                <w:sz w:val="20"/>
-                <w:szCs w:val="20"/>
-              </w:rPr>
-              <w:t xml:space="preserve">Evolução do motor de regras para um modelo de Machine Learning treinado com dados históricos reais; notificações push; deploy em nuvem (contêiner + banco gerenciado); testes E2E; papéis de acesso adicionais (ex.: cuidador/familiar).</w:t>
-            </w:r>
-          </w:p>
-        </w:tc>
-      </w:tr>
-    </w:tbl>
-    <w:p>
-      <w:r>
-        <w:br w:type="page"/>
-      </w:r>
-    </w:p>
-    <w:p>
-      <w:pPr>
-        <w:pStyle w:val="Heading1"/>
-        <w:spacing w:after="160" w:before="360"/>
-      </w:pPr>
-      <w:r>
-        <w:t xml:space="preserve">3. Parte 2 — Back-end Escalável com Spring Boot</w:t>
-      </w:r>
-    </w:p>
-    <w:p>
-      <w:pPr>
-        <w:spacing w:after="160" w:line="300"/>
-      </w:pPr>
-      <w:r>
-        <w:t xml:space="preserve">O back-end foi desenvolvido em Java 17 com Spring Boot 3, seguindo a separação em camadas Controller → Service → Repository → Model, com DTOs dedicados para nunca expor entidades JPA diretamente pela API.</w:t>
-      </w:r>
-    </w:p>
-    <w:p>
-      <w:pPr>
-        <w:pStyle w:val="Heading2"/>
-        <w:spacing w:after="120" w:before="280"/>
-      </w:pPr>
-      <w:r>
-        <w:t xml:space="preserve">3.1 API REST</w:t>
-      </w:r>
-    </w:p>
-    <w:tbl>
-      <w:tblPr>
-        <w:tblW w:type="dxa" w:w="9400"/>
-        <w:tblBorders>
-          <w:top w:val="single" w:color="auto" w:sz="4"/>
-          <w:left w:val="single" w:color="auto" w:sz="4"/>
-          <w:bottom w:val="single" w:color="auto" w:sz="4"/>
-          <w:right w:val="single" w:color="auto" w:sz="4"/>
-          <w:insideH w:val="single" w:color="auto" w:sz="4"/>
-          <w:insideV w:val="single" w:color="auto" w:sz="4"/>
-        </w:tblBorders>
-      </w:tblPr>
-      <w:tblGrid>
-        <w:gridCol w:w="2600"/>
-        <w:gridCol w:w="6800"/>
-      </w:tblGrid>
-      <w:tr>
-        <w:trPr>
-          <w:tblHeader/>
-        </w:trPr>
-        <w:tc>
-          <w:tcPr>
-            <w:tcW w:type="dxa" w:w="2600"/>
+              <w:t xml:space="preserve">Parâmetros</w:t>
+            </w:r>
+          </w:p>
+        </w:tc>
+        <w:tc>
+          <w:tcPr>
+            <w:tcW w:type="dxa" w:w="1400"/>
             <w:shd w:fill="1F3B57" w:val="clear"/>
             <w:tcMar>
               <w:top w:type="dxa" w:w="80"/>
@@ -748,7 +971,6 @@
               <w:bottom w:type="dxa" w:w="80"/>
               <w:right w:type="dxa" w:w="100"/>
             </w:tcMar>
-            <w:vAlign w:val="center"/>
           </w:tcPr>
           <w:p>
             <w:pPr>
@@ -762,13 +984,13 @@
                 <w:sz w:val="20"/>
                 <w:szCs w:val="20"/>
               </w:rPr>
-              <w:t xml:space="preserve">Recurso</w:t>
-            </w:r>
-          </w:p>
-        </w:tc>
-        <w:tc>
-          <w:tcPr>
-            <w:tcW w:type="dxa" w:w="6800"/>
+              <w:t xml:space="preserve">Retorno</w:t>
+            </w:r>
+          </w:p>
+        </w:tc>
+        <w:tc>
+          <w:tcPr>
+            <w:tcW w:type="dxa" w:w="2800"/>
             <w:shd w:fill="1F3B57" w:val="clear"/>
             <w:tcMar>
               <w:top w:type="dxa" w:w="80"/>
@@ -776,7 +998,6 @@
               <w:bottom w:type="dxa" w:w="80"/>
               <w:right w:type="dxa" w:w="100"/>
             </w:tcMar>
-            <w:vAlign w:val="center"/>
           </w:tcPr>
           <w:p>
             <w:pPr>
@@ -790,7 +1011,7 @@
                 <w:sz w:val="20"/>
                 <w:szCs w:val="20"/>
               </w:rPr>
-              <w:t xml:space="preserve">Endpoints</w:t>
+              <w:t xml:space="preserve">Propósito</w:t>
             </w:r>
           </w:p>
         </w:tc>
@@ -805,46 +1026,94 @@
               <w:bottom w:type="dxa" w:w="80"/>
               <w:right w:type="dxa" w:w="100"/>
             </w:tcMar>
-            <w:vAlign w:val="center"/>
-          </w:tcPr>
-          <w:p>
-            <w:pPr>
-              <w:jc w:val="left"/>
-            </w:pPr>
-            <w:r>
-              <w:rPr>
-                <w:b w:val="false"/>
-                <w:bCs w:val="false"/>
-                <w:sz w:val="20"/>
-                <w:szCs w:val="20"/>
-              </w:rPr>
-              <w:t xml:space="preserve">Autenticação</w:t>
-            </w:r>
-          </w:p>
-        </w:tc>
-        <w:tc>
-          <w:tcPr>
-            <w:tcW w:type="dxa" w:w="6800"/>
-            <w:tcMar>
-              <w:top w:type="dxa" w:w="80"/>
-              <w:left w:type="dxa" w:w="100"/>
-              <w:bottom w:type="dxa" w:w="80"/>
-              <w:right w:type="dxa" w:w="100"/>
-            </w:tcMar>
-            <w:vAlign w:val="center"/>
-          </w:tcPr>
-          <w:p>
-            <w:pPr>
-              <w:jc w:val="left"/>
-            </w:pPr>
-            <w:r>
-              <w:rPr>
-                <w:b w:val="false"/>
-                <w:bCs w:val="false"/>
-                <w:sz w:val="20"/>
-                <w:szCs w:val="20"/>
-              </w:rPr>
-              <w:t xml:space="preserve">POST /api/auth/register · POST /api/auth/login</w:t>
+          </w:tcPr>
+          <w:p>
+            <w:pPr>
+              <w:jc w:val="left"/>
+            </w:pPr>
+            <w:r>
+              <w:rPr>
+                <w:b w:val="false"/>
+                <w:bCs w:val="false"/>
+                <w:sz w:val="20"/>
+                <w:szCs w:val="20"/>
+              </w:rPr>
+              <w:t xml:space="preserve">FN_CLASSIFY_BP</w:t>
+            </w:r>
+          </w:p>
+        </w:tc>
+        <w:tc>
+          <w:tcPr>
+            <w:tcW w:type="dxa" w:w="2800"/>
+            <w:tcMar>
+              <w:top w:type="dxa" w:w="80"/>
+              <w:left w:type="dxa" w:w="100"/>
+              <w:bottom w:type="dxa" w:w="80"/>
+              <w:right w:type="dxa" w:w="100"/>
+            </w:tcMar>
+          </w:tcPr>
+          <w:p>
+            <w:pPr>
+              <w:jc w:val="left"/>
+            </w:pPr>
+            <w:r>
+              <w:rPr>
+                <w:b w:val="false"/>
+                <w:bCs w:val="false"/>
+                <w:sz w:val="20"/>
+                <w:szCs w:val="20"/>
+              </w:rPr>
+              <w:t xml:space="preserve">p_systolic IN, p_diastolic IN</w:t>
+            </w:r>
+          </w:p>
+        </w:tc>
+        <w:tc>
+          <w:tcPr>
+            <w:tcW w:type="dxa" w:w="1400"/>
+            <w:tcMar>
+              <w:top w:type="dxa" w:w="80"/>
+              <w:left w:type="dxa" w:w="100"/>
+              <w:bottom w:type="dxa" w:w="80"/>
+              <w:right w:type="dxa" w:w="100"/>
+            </w:tcMar>
+          </w:tcPr>
+          <w:p>
+            <w:pPr>
+              <w:jc w:val="left"/>
+            </w:pPr>
+            <w:r>
+              <w:rPr>
+                <w:b w:val="false"/>
+                <w:bCs w:val="false"/>
+                <w:sz w:val="20"/>
+                <w:szCs w:val="20"/>
+              </w:rPr>
+              <w:t xml:space="preserve">VARCHAR2</w:t>
+            </w:r>
+          </w:p>
+        </w:tc>
+        <w:tc>
+          <w:tcPr>
+            <w:tcW w:type="dxa" w:w="2800"/>
+            <w:tcMar>
+              <w:top w:type="dxa" w:w="80"/>
+              <w:left w:type="dxa" w:w="100"/>
+              <w:bottom w:type="dxa" w:w="80"/>
+              <w:right w:type="dxa" w:w="100"/>
+            </w:tcMar>
+          </w:tcPr>
+          <w:p>
+            <w:pPr>
+              <w:jc w:val="left"/>
+            </w:pPr>
+            <w:r>
+              <w:rPr>
+                <w:b w:val="false"/>
+                <w:bCs w:val="false"/>
+                <w:sz w:val="20"/>
+                <w:szCs w:val="20"/>
+              </w:rPr>
+              <w:t xml:space="preserve">Classifica a pressão arterial (reutilizada pelas demais)</w:t>
             </w:r>
           </w:p>
         </w:tc>
@@ -860,26 +1129,25 @@
               <w:bottom w:type="dxa" w:w="80"/>
               <w:right w:type="dxa" w:w="100"/>
             </w:tcMar>
-            <w:vAlign w:val="center"/>
-          </w:tcPr>
-          <w:p>
-            <w:pPr>
-              <w:jc w:val="left"/>
-            </w:pPr>
-            <w:r>
-              <w:rPr>
-                <w:b w:val="false"/>
-                <w:bCs w:val="false"/>
-                <w:sz w:val="20"/>
-                <w:szCs w:val="20"/>
-              </w:rPr>
-              <w:t xml:space="preserve">Usuário</w:t>
-            </w:r>
-          </w:p>
-        </w:tc>
-        <w:tc>
-          <w:tcPr>
-            <w:tcW w:type="dxa" w:w="6800"/>
+          </w:tcPr>
+          <w:p>
+            <w:pPr>
+              <w:jc w:val="left"/>
+            </w:pPr>
+            <w:r>
+              <w:rPr>
+                <w:b w:val="false"/>
+                <w:bCs w:val="false"/>
+                <w:sz w:val="20"/>
+                <w:szCs w:val="20"/>
+              </w:rPr>
+              <w:t xml:space="preserve">FN_CALC_RISK_SCORE</w:t>
+            </w:r>
+          </w:p>
+        </w:tc>
+        <w:tc>
+          <w:tcPr>
+            <w:tcW w:type="dxa" w:w="2800"/>
             <w:shd w:fill="EAF2F4" w:val="clear"/>
             <w:tcMar>
               <w:top w:type="dxa" w:w="80"/>
@@ -887,20 +1155,71 @@
               <w:bottom w:type="dxa" w:w="80"/>
               <w:right w:type="dxa" w:w="100"/>
             </w:tcMar>
-            <w:vAlign w:val="center"/>
-          </w:tcPr>
-          <w:p>
-            <w:pPr>
-              <w:jc w:val="left"/>
-            </w:pPr>
-            <w:r>
-              <w:rPr>
-                <w:b w:val="false"/>
-                <w:bCs w:val="false"/>
-                <w:sz w:val="20"/>
-                <w:szCs w:val="20"/>
-              </w:rPr>
-              <w:t xml:space="preserve">GET /api/users/me</w:t>
+          </w:tcPr>
+          <w:p>
+            <w:pPr>
+              <w:jc w:val="left"/>
+            </w:pPr>
+            <w:r>
+              <w:rPr>
+                <w:b w:val="false"/>
+                <w:bCs w:val="false"/>
+                <w:sz w:val="20"/>
+                <w:szCs w:val="20"/>
+              </w:rPr>
+              <w:t xml:space="preserve">p_systolic IN, p_diastolic IN</w:t>
+            </w:r>
+          </w:p>
+        </w:tc>
+        <w:tc>
+          <w:tcPr>
+            <w:tcW w:type="dxa" w:w="1400"/>
+            <w:shd w:fill="EAF2F4" w:val="clear"/>
+            <w:tcMar>
+              <w:top w:type="dxa" w:w="80"/>
+              <w:left w:type="dxa" w:w="100"/>
+              <w:bottom w:type="dxa" w:w="80"/>
+              <w:right w:type="dxa" w:w="100"/>
+            </w:tcMar>
+          </w:tcPr>
+          <w:p>
+            <w:pPr>
+              <w:jc w:val="left"/>
+            </w:pPr>
+            <w:r>
+              <w:rPr>
+                <w:b w:val="false"/>
+                <w:bCs w:val="false"/>
+                <w:sz w:val="20"/>
+                <w:szCs w:val="20"/>
+              </w:rPr>
+              <w:t xml:space="preserve">NUMBER</w:t>
+            </w:r>
+          </w:p>
+        </w:tc>
+        <w:tc>
+          <w:tcPr>
+            <w:tcW w:type="dxa" w:w="2800"/>
+            <w:shd w:fill="EAF2F4" w:val="clear"/>
+            <w:tcMar>
+              <w:top w:type="dxa" w:w="80"/>
+              <w:left w:type="dxa" w:w="100"/>
+              <w:bottom w:type="dxa" w:w="80"/>
+              <w:right w:type="dxa" w:w="100"/>
+            </w:tcMar>
+          </w:tcPr>
+          <w:p>
+            <w:pPr>
+              <w:jc w:val="left"/>
+            </w:pPr>
+            <w:r>
+              <w:rPr>
+                <w:b w:val="false"/>
+                <w:bCs w:val="false"/>
+                <w:sz w:val="20"/>
+                <w:szCs w:val="20"/>
+              </w:rPr>
+              <w:t xml:space="preserve">Indicador de risco (0-100) usado pela AI Logistics Extension</w:t>
             </w:r>
           </w:p>
         </w:tc>
@@ -915,102 +1234,94 @@
               <w:bottom w:type="dxa" w:w="80"/>
               <w:right w:type="dxa" w:w="100"/>
             </w:tcMar>
-            <w:vAlign w:val="center"/>
-          </w:tcPr>
-          <w:p>
-            <w:pPr>
-              <w:jc w:val="left"/>
-            </w:pPr>
-            <w:r>
-              <w:rPr>
-                <w:b w:val="false"/>
-                <w:bCs w:val="false"/>
-                <w:sz w:val="20"/>
-                <w:szCs w:val="20"/>
-              </w:rPr>
-              <w:t xml:space="preserve">Leituras de pressão</w:t>
-            </w:r>
-          </w:p>
-        </w:tc>
-        <w:tc>
-          <w:tcPr>
-            <w:tcW w:type="dxa" w:w="6800"/>
-            <w:tcMar>
-              <w:top w:type="dxa" w:w="80"/>
-              <w:left w:type="dxa" w:w="100"/>
-              <w:bottom w:type="dxa" w:w="80"/>
-              <w:right w:type="dxa" w:w="100"/>
-            </w:tcMar>
-            <w:vAlign w:val="center"/>
-          </w:tcPr>
-          <w:p>
-            <w:pPr>
-              <w:jc w:val="left"/>
-            </w:pPr>
-            <w:r>
-              <w:rPr>
-                <w:b w:val="false"/>
-                <w:bCs w:val="false"/>
-                <w:sz w:val="20"/>
-                <w:szCs w:val="20"/>
-              </w:rPr>
-              <w:t xml:space="preserve">GET/POST /api/readings · GET/PUT/DELETE /api/readings/{id}</w:t>
-            </w:r>
-          </w:p>
-        </w:tc>
-      </w:tr>
-      <w:tr>
-        <w:tc>
-          <w:tcPr>
-            <w:tcW w:type="dxa" w:w="2600"/>
-            <w:shd w:fill="EAF2F4" w:val="clear"/>
-            <w:tcMar>
-              <w:top w:type="dxa" w:w="80"/>
-              <w:left w:type="dxa" w:w="100"/>
-              <w:bottom w:type="dxa" w:w="80"/>
-              <w:right w:type="dxa" w:w="100"/>
-            </w:tcMar>
-            <w:vAlign w:val="center"/>
-          </w:tcPr>
-          <w:p>
-            <w:pPr>
-              <w:jc w:val="left"/>
-            </w:pPr>
-            <w:r>
-              <w:rPr>
-                <w:b w:val="false"/>
-                <w:bCs w:val="false"/>
-                <w:sz w:val="20"/>
-                <w:szCs w:val="20"/>
-              </w:rPr>
-              <w:t xml:space="preserve">AI Logistics (entregas)</w:t>
-            </w:r>
-          </w:p>
-        </w:tc>
-        <w:tc>
-          <w:tcPr>
-            <w:tcW w:type="dxa" w:w="6800"/>
-            <w:shd w:fill="EAF2F4" w:val="clear"/>
-            <w:tcMar>
-              <w:top w:type="dxa" w:w="80"/>
-              <w:left w:type="dxa" w:w="100"/>
-              <w:bottom w:type="dxa" w:w="80"/>
-              <w:right w:type="dxa" w:w="100"/>
-            </w:tcMar>
-            <w:vAlign w:val="center"/>
-          </w:tcPr>
-          <w:p>
-            <w:pPr>
-              <w:jc w:val="left"/>
-            </w:pPr>
-            <w:r>
-              <w:rPr>
-                <w:b w:val="false"/>
-                <w:bCs w:val="false"/>
-                <w:sz w:val="20"/>
-                <w:szCs w:val="20"/>
-              </w:rPr>
-              <w:t xml:space="preserve">GET/POST /api/deliveries · GET/DELETE /api/deliveries/{id} · PATCH /api/deliveries/{id}/status</w:t>
+          </w:tcPr>
+          <w:p>
+            <w:pPr>
+              <w:jc w:val="left"/>
+            </w:pPr>
+            <w:r>
+              <w:rPr>
+                <w:b w:val="false"/>
+                <w:bCs w:val="false"/>
+                <w:sz w:val="20"/>
+                <w:szCs w:val="20"/>
+              </w:rPr>
+              <w:t xml:space="preserve">FN_GET_USER_SUMMARY</w:t>
+            </w:r>
+          </w:p>
+        </w:tc>
+        <w:tc>
+          <w:tcPr>
+            <w:tcW w:type="dxa" w:w="2800"/>
+            <w:tcMar>
+              <w:top w:type="dxa" w:w="80"/>
+              <w:left w:type="dxa" w:w="100"/>
+              <w:bottom w:type="dxa" w:w="80"/>
+              <w:right w:type="dxa" w:w="100"/>
+            </w:tcMar>
+          </w:tcPr>
+          <w:p>
+            <w:pPr>
+              <w:jc w:val="left"/>
+            </w:pPr>
+            <w:r>
+              <w:rPr>
+                <w:b w:val="false"/>
+                <w:bCs w:val="false"/>
+                <w:sz w:val="20"/>
+                <w:szCs w:val="20"/>
+              </w:rPr>
+              <w:t xml:space="preserve">p_user_id IN</w:t>
+            </w:r>
+          </w:p>
+        </w:tc>
+        <w:tc>
+          <w:tcPr>
+            <w:tcW w:type="dxa" w:w="1400"/>
+            <w:tcMar>
+              <w:top w:type="dxa" w:w="80"/>
+              <w:left w:type="dxa" w:w="100"/>
+              <w:bottom w:type="dxa" w:w="80"/>
+              <w:right w:type="dxa" w:w="100"/>
+            </w:tcMar>
+          </w:tcPr>
+          <w:p>
+            <w:pPr>
+              <w:jc w:val="left"/>
+            </w:pPr>
+            <w:r>
+              <w:rPr>
+                <w:b w:val="false"/>
+                <w:bCs w:val="false"/>
+                <w:sz w:val="20"/>
+                <w:szCs w:val="20"/>
+              </w:rPr>
+              <w:t xml:space="preserve">VARCHAR2</w:t>
+            </w:r>
+          </w:p>
+        </w:tc>
+        <w:tc>
+          <w:tcPr>
+            <w:tcW w:type="dxa" w:w="2800"/>
+            <w:tcMar>
+              <w:top w:type="dxa" w:w="80"/>
+              <w:left w:type="dxa" w:w="100"/>
+              <w:bottom w:type="dxa" w:w="80"/>
+              <w:right w:type="dxa" w:w="100"/>
+            </w:tcMar>
+          </w:tcPr>
+          <w:p>
+            <w:pPr>
+              <w:jc w:val="left"/>
+            </w:pPr>
+            <w:r>
+              <w:rPr>
+                <w:b w:val="false"/>
+                <w:bCs w:val="false"/>
+                <w:sz w:val="20"/>
+                <w:szCs w:val="20"/>
+              </w:rPr>
+              <w:t xml:space="preserve">Dados formatados: resumo do paciente via CURSOR</w:t>
             </w:r>
           </w:p>
         </w:tc>
@@ -1018,58 +1329,77 @@
     </w:tbl>
     <w:p>
       <w:pPr>
+        <w:spacing w:after="160" w:line="300"/>
+      </w:pPr>
+      <w:r>
+        <w:t xml:space="preserve">Exemplo de uso em uma consulta SQL:</w:t>
+      </w:r>
+    </w:p>
+    <w:p>
+      <w:pPr>
+        <w:shd w:fill="F2F2F2" w:val="clear"/>
+        <w:spacing w:after="120" w:line="260"/>
+      </w:pPr>
+      <w:r>
+        <w:rPr>
+          <w:rFonts w:ascii="Consolas" w:cs="Consolas" w:eastAsia="Consolas" w:hAnsi="Consolas"/>
+          <w:color w:val="333333"/>
+          <w:sz w:val="18"/>
+          <w:szCs w:val="18"/>
+        </w:rPr>
+        <w:t xml:space="preserve">SELECT u.name, fn_classify_bp(r.systolic, r.diastolic) AS classificacao,</w:t>
+      </w:r>
+    </w:p>
+    <w:p>
+      <w:pPr>
+        <w:shd w:fill="F2F2F2" w:val="clear"/>
+        <w:spacing w:after="120" w:line="260"/>
+      </w:pPr>
+      <w:r>
+        <w:rPr>
+          <w:rFonts w:ascii="Consolas" w:cs="Consolas" w:eastAsia="Consolas" w:hAnsi="Consolas"/>
+          <w:color w:val="333333"/>
+          <w:sz w:val="18"/>
+          <w:szCs w:val="18"/>
+        </w:rPr>
+        <w:t xml:space="preserve">       fn_calc_risk_score(r.systolic, r.diastolic) AS risk_score</w:t>
+      </w:r>
+    </w:p>
+    <w:p>
+      <w:pPr>
+        <w:shd w:fill="F2F2F2" w:val="clear"/>
+        <w:spacing w:after="120" w:line="260"/>
+      </w:pPr>
+      <w:r>
+        <w:rPr>
+          <w:rFonts w:ascii="Consolas" w:cs="Consolas" w:eastAsia="Consolas" w:hAnsi="Consolas"/>
+          <w:color w:val="333333"/>
+          <w:sz w:val="18"/>
+          <w:szCs w:val="18"/>
+        </w:rPr>
+        <w:t xml:space="preserve">FROM blood_pressure_reading r JOIN app_user u ON u.id = r.user_id;</w:t>
+      </w:r>
+    </w:p>
+    <w:p>
+      <w:pPr>
+        <w:spacing w:after="160" w:line="300"/>
+      </w:pPr>
+      <w:r>
+        <w:t xml:space="preserve">Todas as três tratam exceções (RAISE_APPLICATION_ERROR com códigos -20010 a -20013), têm parâmetros IN e RETURN explícitos, e comentários descrevendo propósito/parâmetros/retorno (ver database/03_functions.sql).</w:t>
+      </w:r>
+    </w:p>
+    <w:p>
+      <w:pPr>
         <w:pStyle w:val="Heading2"/>
         <w:spacing w:after="120" w:before="280"/>
       </w:pPr>
       <w:r>
-        <w:t xml:space="preserve">3.2 Autenticação e autorização</w:t>
-      </w:r>
-    </w:p>
-    <w:p>
-      <w:pPr>
-        <w:spacing w:after="160" w:line="300"/>
-      </w:pPr>
-      <w:r>
-        <w:t xml:space="preserve">Autenticação stateless via JWT (JSON Web Token), com filtro dedicado (JwtAuthenticationFilter) que valida o token em cada requisição e popula o contexto de segurança do Spring. Senhas são armazenadas com hash BCrypt. Papéis (PATIENT/ADMIN) controlam o escopo de acesso: pacientes só acessam os próprios dados; administradores acessam a base completa.</w:t>
-      </w:r>
-    </w:p>
-    <w:p>
-      <w:pPr>
-        <w:pStyle w:val="Heading2"/>
-        <w:spacing w:after="120" w:before="280"/>
-      </w:pPr>
-      <w:r>
-        <w:t xml:space="preserve">3.3 Persistência e integração</w:t>
-      </w:r>
-    </w:p>
-    <w:p>
-      <w:pPr>
-        <w:spacing w:after="160" w:line="300"/>
-      </w:pPr>
-      <w:r>
-        <w:t xml:space="preserve">Banco de dados relacional via Spring Data JPA: H2 em arquivo local para desenvolvimento/demonstração, com perfil alternativo (application-postgres.yml) pronto para PostgreSQL em produção. Todas as operações CRUD de leituras e pedidos de entrega estão implementadas, com validação via Bean Validation e tratamento de erros centralizado (GlobalExceptionHandler), retornando um formato padronizado de erro para toda a API.</w:t>
-      </w:r>
-    </w:p>
-    <w:p>
-      <w:pPr>
-        <w:pStyle w:val="Heading2"/>
-        <w:spacing w:after="120" w:before="280"/>
-      </w:pPr>
-      <w:r>
-        <w:t xml:space="preserve">3.4 AI Logistics Extension — motor de priorização</w:t>
-      </w:r>
-    </w:p>
-    <w:p>
-      <w:pPr>
-        <w:spacing w:after="160" w:line="300"/>
-      </w:pPr>
-      <w:r>
-        <w:t xml:space="preserve">O serviço LogisticsAiService implementa um motor de regras (IA simbólica / expert system) que calcula, no momento da criação de um pedido de entrega, o risco do paciente, a prioridade logística e a janela estimada de entrega — com base na classificação da leitura de pressão arterial mais recente. É uma escolha deliberada por uma IA 100% explicável e auditável nesta fase, com roadmap para evoluir para um modelo de Machine Learning treinado com dados históricos reais.</w:t>
+        <w:t xml:space="preserve">4.2 Procedures</w:t>
       </w:r>
     </w:p>
     <w:tbl>
       <w:tblPr>
-        <w:tblW w:type="dxa" w:w="9400"/>
+        <w:tblW w:type="dxa" w:w="9600"/>
         <w:tblBorders>
           <w:top w:val="single" w:color="auto" w:sz="4"/>
           <w:left w:val="single" w:color="auto" w:sz="4"/>
@@ -1081,9 +1411,9 @@
       </w:tblPr>
       <w:tblGrid>
         <w:gridCol w:w="3200"/>
-        <w:gridCol w:w="1400"/>
-        <w:gridCol w:w="1800"/>
-        <w:gridCol w:w="3000"/>
+        <w:gridCol w:w="2600"/>
+        <w:gridCol w:w="1600"/>
+        <w:gridCol w:w="2200"/>
       </w:tblGrid>
       <w:tr>
         <w:trPr>
@@ -1099,7 +1429,6 @@
               <w:bottom w:type="dxa" w:w="80"/>
               <w:right w:type="dxa" w:w="100"/>
             </w:tcMar>
-            <w:vAlign w:val="center"/>
           </w:tcPr>
           <w:p>
             <w:pPr>
@@ -1113,13 +1442,13 @@
                 <w:sz w:val="20"/>
                 <w:szCs w:val="20"/>
               </w:rPr>
-              <w:t xml:space="preserve">Classificação da última leitura</w:t>
-            </w:r>
-          </w:p>
-        </w:tc>
-        <w:tc>
-          <w:tcPr>
-            <w:tcW w:type="dxa" w:w="1400"/>
+              <w:t xml:space="preserve">Procedure</w:t>
+            </w:r>
+          </w:p>
+        </w:tc>
+        <w:tc>
+          <w:tcPr>
+            <w:tcW w:type="dxa" w:w="2600"/>
             <w:shd w:fill="1F3B57" w:val="clear"/>
             <w:tcMar>
               <w:top w:type="dxa" w:w="80"/>
@@ -1127,7 +1456,6 @@
               <w:bottom w:type="dxa" w:w="80"/>
               <w:right w:type="dxa" w:w="100"/>
             </w:tcMar>
-            <w:vAlign w:val="center"/>
           </w:tcPr>
           <w:p>
             <w:pPr>
@@ -1141,13 +1469,13 @@
                 <w:sz w:val="20"/>
                 <w:szCs w:val="20"/>
               </w:rPr>
-              <w:t xml:space="preserve">Risco</w:t>
-            </w:r>
-          </w:p>
-        </w:tc>
-        <w:tc>
-          <w:tcPr>
-            <w:tcW w:type="dxa" w:w="1800"/>
+              <w:t xml:space="preserve">Parâmetros</w:t>
+            </w:r>
+          </w:p>
+        </w:tc>
+        <w:tc>
+          <w:tcPr>
+            <w:tcW w:type="dxa" w:w="1600"/>
             <w:shd w:fill="1F3B57" w:val="clear"/>
             <w:tcMar>
               <w:top w:type="dxa" w:w="80"/>
@@ -1155,7 +1483,6 @@
               <w:bottom w:type="dxa" w:w="80"/>
               <w:right w:type="dxa" w:w="100"/>
             </w:tcMar>
-            <w:vAlign w:val="center"/>
           </w:tcPr>
           <w:p>
             <w:pPr>
@@ -1169,13 +1496,13 @@
                 <w:sz w:val="20"/>
                 <w:szCs w:val="20"/>
               </w:rPr>
-              <w:t xml:space="preserve">Prioridade</w:t>
-            </w:r>
-          </w:p>
-        </w:tc>
-        <w:tc>
-          <w:tcPr>
-            <w:tcW w:type="dxa" w:w="3000"/>
+              <w:t xml:space="preserve">Conceitos usados</w:t>
+            </w:r>
+          </w:p>
+        </w:tc>
+        <w:tc>
+          <w:tcPr>
+            <w:tcW w:type="dxa" w:w="2200"/>
             <w:shd w:fill="1F3B57" w:val="clear"/>
             <w:tcMar>
               <w:top w:type="dxa" w:w="80"/>
@@ -1183,7 +1510,6 @@
               <w:bottom w:type="dxa" w:w="80"/>
               <w:right w:type="dxa" w:w="100"/>
             </w:tcMar>
-            <w:vAlign w:val="center"/>
           </w:tcPr>
           <w:p>
             <w:pPr>
@@ -1197,7 +1523,7 @@
                 <w:sz w:val="20"/>
                 <w:szCs w:val="20"/>
               </w:rPr>
-              <w:t xml:space="preserve">Janela sugerida</w:t>
+              <w:t xml:space="preserve">Propósito</w:t>
             </w:r>
           </w:p>
         </w:tc>
@@ -1212,98 +1538,94 @@
               <w:bottom w:type="dxa" w:w="80"/>
               <w:right w:type="dxa" w:w="100"/>
             </w:tcMar>
-            <w:vAlign w:val="center"/>
-          </w:tcPr>
-          <w:p>
-            <w:pPr>
-              <w:jc w:val="left"/>
-            </w:pPr>
-            <w:r>
-              <w:rPr>
-                <w:b w:val="false"/>
-                <w:bCs w:val="false"/>
-                <w:sz w:val="20"/>
-                <w:szCs w:val="20"/>
-              </w:rPr>
-              <w:t xml:space="preserve">Crise hipertensiva</w:t>
-            </w:r>
-          </w:p>
-        </w:tc>
-        <w:tc>
-          <w:tcPr>
-            <w:tcW w:type="dxa" w:w="1400"/>
-            <w:tcMar>
-              <w:top w:type="dxa" w:w="80"/>
-              <w:left w:type="dxa" w:w="100"/>
-              <w:bottom w:type="dxa" w:w="80"/>
-              <w:right w:type="dxa" w:w="100"/>
-            </w:tcMar>
-            <w:vAlign w:val="center"/>
-          </w:tcPr>
-          <w:p>
-            <w:pPr>
-              <w:jc w:val="left"/>
-            </w:pPr>
-            <w:r>
-              <w:rPr>
-                <w:b w:val="false"/>
-                <w:bCs w:val="false"/>
-                <w:sz w:val="20"/>
-                <w:szCs w:val="20"/>
-              </w:rPr>
-              <w:t xml:space="preserve">95</w:t>
-            </w:r>
-          </w:p>
-        </w:tc>
-        <w:tc>
-          <w:tcPr>
-            <w:tcW w:type="dxa" w:w="1800"/>
-            <w:tcMar>
-              <w:top w:type="dxa" w:w="80"/>
-              <w:left w:type="dxa" w:w="100"/>
-              <w:bottom w:type="dxa" w:w="80"/>
-              <w:right w:type="dxa" w:w="100"/>
-            </w:tcMar>
-            <w:vAlign w:val="center"/>
-          </w:tcPr>
-          <w:p>
-            <w:pPr>
-              <w:jc w:val="left"/>
-            </w:pPr>
-            <w:r>
-              <w:rPr>
-                <w:b w:val="false"/>
-                <w:bCs w:val="false"/>
-                <w:sz w:val="20"/>
-                <w:szCs w:val="20"/>
-              </w:rPr>
-              <w:t xml:space="preserve">URGENTE</w:t>
-            </w:r>
-          </w:p>
-        </w:tc>
-        <w:tc>
-          <w:tcPr>
-            <w:tcW w:type="dxa" w:w="3000"/>
-            <w:tcMar>
-              <w:top w:type="dxa" w:w="80"/>
-              <w:left w:type="dxa" w:w="100"/>
-              <w:bottom w:type="dxa" w:w="80"/>
-              <w:right w:type="dxa" w:w="100"/>
-            </w:tcMar>
-            <w:vAlign w:val="center"/>
-          </w:tcPr>
-          <w:p>
-            <w:pPr>
-              <w:jc w:val="left"/>
-            </w:pPr>
-            <w:r>
-              <w:rPr>
-                <w:b w:val="false"/>
-                <w:bCs w:val="false"/>
-                <w:sz w:val="20"/>
-                <w:szCs w:val="20"/>
-              </w:rPr>
-              <w:t xml:space="preserve">+1h a +2h</w:t>
+          </w:tcPr>
+          <w:p>
+            <w:pPr>
+              <w:jc w:val="left"/>
+            </w:pPr>
+            <w:r>
+              <w:rPr>
+                <w:b w:val="false"/>
+                <w:bCs w:val="false"/>
+                <w:sz w:val="20"/>
+                <w:szCs w:val="20"/>
+              </w:rPr>
+              <w:t xml:space="preserve">PRC_REGISTER_CRITICAL_ALERT</w:t>
+            </w:r>
+          </w:p>
+        </w:tc>
+        <w:tc>
+          <w:tcPr>
+            <w:tcW w:type="dxa" w:w="2600"/>
+            <w:tcMar>
+              <w:top w:type="dxa" w:w="80"/>
+              <w:left w:type="dxa" w:w="100"/>
+              <w:bottom w:type="dxa" w:w="80"/>
+              <w:right w:type="dxa" w:w="100"/>
+            </w:tcMar>
+          </w:tcPr>
+          <w:p>
+            <w:pPr>
+              <w:jc w:val="left"/>
+            </w:pPr>
+            <w:r>
+              <w:rPr>
+                <w:b w:val="false"/>
+                <w:bCs w:val="false"/>
+                <w:sz w:val="20"/>
+                <w:szCs w:val="20"/>
+              </w:rPr>
+              <w:t xml:space="preserve">p_reading_id IN</w:t>
+            </w:r>
+          </w:p>
+        </w:tc>
+        <w:tc>
+          <w:tcPr>
+            <w:tcW w:type="dxa" w:w="1600"/>
+            <w:tcMar>
+              <w:top w:type="dxa" w:w="80"/>
+              <w:left w:type="dxa" w:w="100"/>
+              <w:bottom w:type="dxa" w:w="80"/>
+              <w:right w:type="dxa" w:w="100"/>
+            </w:tcMar>
+          </w:tcPr>
+          <w:p>
+            <w:pPr>
+              <w:jc w:val="left"/>
+            </w:pPr>
+            <w:r>
+              <w:rPr>
+                <w:b w:val="false"/>
+                <w:bCs w:val="false"/>
+                <w:sz w:val="20"/>
+                <w:szCs w:val="20"/>
+              </w:rPr>
+              <w:t xml:space="preserve">IF, EXCEPTION</w:t>
+            </w:r>
+          </w:p>
+        </w:tc>
+        <w:tc>
+          <w:tcPr>
+            <w:tcW w:type="dxa" w:w="2200"/>
+            <w:tcMar>
+              <w:top w:type="dxa" w:w="80"/>
+              <w:left w:type="dxa" w:w="100"/>
+              <w:bottom w:type="dxa" w:w="80"/>
+              <w:right w:type="dxa" w:w="100"/>
+            </w:tcMar>
+          </w:tcPr>
+          <w:p>
+            <w:pPr>
+              <w:jc w:val="left"/>
+            </w:pPr>
+            <w:r>
+              <w:rPr>
+                <w:b w:val="false"/>
+                <w:bCs w:val="false"/>
+                <w:sz w:val="20"/>
+                <w:szCs w:val="20"/>
+              </w:rPr>
+              <w:t xml:space="preserve">Registra alerta em SENSOR_ALERT quando a leitura é HAS_ESTAGIO_2/CRISE_HIPERTENSIVA. Acionada pelo backend Java (REST → Java → JDBC → Oracle) a cada nova leitura.</w:t>
             </w:r>
           </w:p>
         </w:tc>
@@ -1319,26 +1641,25 @@
               <w:bottom w:type="dxa" w:w="80"/>
               <w:right w:type="dxa" w:w="100"/>
             </w:tcMar>
-            <w:vAlign w:val="center"/>
-          </w:tcPr>
-          <w:p>
-            <w:pPr>
-              <w:jc w:val="left"/>
-            </w:pPr>
-            <w:r>
-              <w:rPr>
-                <w:b w:val="false"/>
-                <w:bCs w:val="false"/>
-                <w:sz w:val="20"/>
-                <w:szCs w:val="20"/>
-              </w:rPr>
-              <w:t xml:space="preserve">HAS estágio 2</w:t>
-            </w:r>
-          </w:p>
-        </w:tc>
-        <w:tc>
-          <w:tcPr>
-            <w:tcW w:type="dxa" w:w="1400"/>
+          </w:tcPr>
+          <w:p>
+            <w:pPr>
+              <w:jc w:val="left"/>
+            </w:pPr>
+            <w:r>
+              <w:rPr>
+                <w:b w:val="false"/>
+                <w:bCs w:val="false"/>
+                <w:sz w:val="20"/>
+                <w:szCs w:val="20"/>
+              </w:rPr>
+              <w:t xml:space="preserve">PRC_USER_DELIVERY_REPORT</w:t>
+            </w:r>
+          </w:p>
+        </w:tc>
+        <w:tc>
+          <w:tcPr>
+            <w:tcW w:type="dxa" w:w="2600"/>
             <w:shd w:fill="EAF2F4" w:val="clear"/>
             <w:tcMar>
               <w:top w:type="dxa" w:w="80"/>
@@ -1346,26 +1667,25 @@
               <w:bottom w:type="dxa" w:w="80"/>
               <w:right w:type="dxa" w:w="100"/>
             </w:tcMar>
-            <w:vAlign w:val="center"/>
-          </w:tcPr>
-          <w:p>
-            <w:pPr>
-              <w:jc w:val="left"/>
-            </w:pPr>
-            <w:r>
-              <w:rPr>
-                <w:b w:val="false"/>
-                <w:bCs w:val="false"/>
-                <w:sz w:val="20"/>
-                <w:szCs w:val="20"/>
-              </w:rPr>
-              <w:t xml:space="preserve">75</w:t>
-            </w:r>
-          </w:p>
-        </w:tc>
-        <w:tc>
-          <w:tcPr>
-            <w:tcW w:type="dxa" w:w="1800"/>
+          </w:tcPr>
+          <w:p>
+            <w:pPr>
+              <w:jc w:val="left"/>
+            </w:pPr>
+            <w:r>
+              <w:rPr>
+                <w:b w:val="false"/>
+                <w:bCs w:val="false"/>
+                <w:sz w:val="20"/>
+                <w:szCs w:val="20"/>
+              </w:rPr>
+              <w:t xml:space="preserve">p_user_id IN, p_total_count OUT, p_total_qty OUT, p_details OUT SYS_REFCURSOR</w:t>
+            </w:r>
+          </w:p>
+        </w:tc>
+        <w:tc>
+          <w:tcPr>
+            <w:tcW w:type="dxa" w:w="1600"/>
             <w:shd w:fill="EAF2F4" w:val="clear"/>
             <w:tcMar>
               <w:top w:type="dxa" w:w="80"/>
@@ -1373,26 +1693,25 @@
               <w:bottom w:type="dxa" w:w="80"/>
               <w:right w:type="dxa" w:w="100"/>
             </w:tcMar>
-            <w:vAlign w:val="center"/>
-          </w:tcPr>
-          <w:p>
-            <w:pPr>
-              <w:jc w:val="left"/>
-            </w:pPr>
-            <w:r>
-              <w:rPr>
-                <w:b w:val="false"/>
-                <w:bCs w:val="false"/>
-                <w:sz w:val="20"/>
-                <w:szCs w:val="20"/>
-              </w:rPr>
-              <w:t xml:space="preserve">ALTA</w:t>
-            </w:r>
-          </w:p>
-        </w:tc>
-        <w:tc>
-          <w:tcPr>
-            <w:tcW w:type="dxa" w:w="3000"/>
+          </w:tcPr>
+          <w:p>
+            <w:pPr>
+              <w:jc w:val="left"/>
+            </w:pPr>
+            <w:r>
+              <w:rPr>
+                <w:b w:val="false"/>
+                <w:bCs w:val="false"/>
+                <w:sz w:val="20"/>
+                <w:szCs w:val="20"/>
+              </w:rPr>
+              <w:t xml:space="preserve">CURSOR, LOOP, EXCEPTION</w:t>
+            </w:r>
+          </w:p>
+        </w:tc>
+        <w:tc>
+          <w:tcPr>
+            <w:tcW w:type="dxa" w:w="2200"/>
             <w:shd w:fill="EAF2F4" w:val="clear"/>
             <w:tcMar>
               <w:top w:type="dxa" w:w="80"/>
@@ -1400,342 +1719,19 @@
               <w:bottom w:type="dxa" w:w="80"/>
               <w:right w:type="dxa" w:w="100"/>
             </w:tcMar>
-            <w:vAlign w:val="center"/>
-          </w:tcPr>
-          <w:p>
-            <w:pPr>
-              <w:jc w:val="left"/>
-            </w:pPr>
-            <w:r>
-              <w:rPr>
-                <w:b w:val="false"/>
-                <w:bCs w:val="false"/>
-                <w:sz w:val="20"/>
-                <w:szCs w:val="20"/>
-              </w:rPr>
-              <w:t xml:space="preserve">+2h a +4h</w:t>
-            </w:r>
-          </w:p>
-        </w:tc>
-      </w:tr>
-      <w:tr>
-        <w:tc>
-          <w:tcPr>
-            <w:tcW w:type="dxa" w:w="3200"/>
-            <w:tcMar>
-              <w:top w:type="dxa" w:w="80"/>
-              <w:left w:type="dxa" w:w="100"/>
-              <w:bottom w:type="dxa" w:w="80"/>
-              <w:right w:type="dxa" w:w="100"/>
-            </w:tcMar>
-            <w:vAlign w:val="center"/>
-          </w:tcPr>
-          <w:p>
-            <w:pPr>
-              <w:jc w:val="left"/>
-            </w:pPr>
-            <w:r>
-              <w:rPr>
-                <w:b w:val="false"/>
-                <w:bCs w:val="false"/>
-                <w:sz w:val="20"/>
-                <w:szCs w:val="20"/>
-              </w:rPr>
-              <w:t xml:space="preserve">HAS estágio 1</w:t>
-            </w:r>
-          </w:p>
-        </w:tc>
-        <w:tc>
-          <w:tcPr>
-            <w:tcW w:type="dxa" w:w="1400"/>
-            <w:tcMar>
-              <w:top w:type="dxa" w:w="80"/>
-              <w:left w:type="dxa" w:w="100"/>
-              <w:bottom w:type="dxa" w:w="80"/>
-              <w:right w:type="dxa" w:w="100"/>
-            </w:tcMar>
-            <w:vAlign w:val="center"/>
-          </w:tcPr>
-          <w:p>
-            <w:pPr>
-              <w:jc w:val="left"/>
-            </w:pPr>
-            <w:r>
-              <w:rPr>
-                <w:b w:val="false"/>
-                <w:bCs w:val="false"/>
-                <w:sz w:val="20"/>
-                <w:szCs w:val="20"/>
-              </w:rPr>
-              <w:t xml:space="preserve">50</w:t>
-            </w:r>
-          </w:p>
-        </w:tc>
-        <w:tc>
-          <w:tcPr>
-            <w:tcW w:type="dxa" w:w="1800"/>
-            <w:tcMar>
-              <w:top w:type="dxa" w:w="80"/>
-              <w:left w:type="dxa" w:w="100"/>
-              <w:bottom w:type="dxa" w:w="80"/>
-              <w:right w:type="dxa" w:w="100"/>
-            </w:tcMar>
-            <w:vAlign w:val="center"/>
-          </w:tcPr>
-          <w:p>
-            <w:pPr>
-              <w:jc w:val="left"/>
-            </w:pPr>
-            <w:r>
-              <w:rPr>
-                <w:b w:val="false"/>
-                <w:bCs w:val="false"/>
-                <w:sz w:val="20"/>
-                <w:szCs w:val="20"/>
-              </w:rPr>
-              <w:t xml:space="preserve">MÉDIA</w:t>
-            </w:r>
-          </w:p>
-        </w:tc>
-        <w:tc>
-          <w:tcPr>
-            <w:tcW w:type="dxa" w:w="3000"/>
-            <w:tcMar>
-              <w:top w:type="dxa" w:w="80"/>
-              <w:left w:type="dxa" w:w="100"/>
-              <w:bottom w:type="dxa" w:w="80"/>
-              <w:right w:type="dxa" w:w="100"/>
-            </w:tcMar>
-            <w:vAlign w:val="center"/>
-          </w:tcPr>
-          <w:p>
-            <w:pPr>
-              <w:jc w:val="left"/>
-            </w:pPr>
-            <w:r>
-              <w:rPr>
-                <w:b w:val="false"/>
-                <w:bCs w:val="false"/>
-                <w:sz w:val="20"/>
-                <w:szCs w:val="20"/>
-              </w:rPr>
-              <w:t xml:space="preserve">+4h a +8h</w:t>
-            </w:r>
-          </w:p>
-        </w:tc>
-      </w:tr>
-      <w:tr>
-        <w:tc>
-          <w:tcPr>
-            <w:tcW w:type="dxa" w:w="3200"/>
-            <w:shd w:fill="EAF2F4" w:val="clear"/>
-            <w:tcMar>
-              <w:top w:type="dxa" w:w="80"/>
-              <w:left w:type="dxa" w:w="100"/>
-              <w:bottom w:type="dxa" w:w="80"/>
-              <w:right w:type="dxa" w:w="100"/>
-            </w:tcMar>
-            <w:vAlign w:val="center"/>
-          </w:tcPr>
-          <w:p>
-            <w:pPr>
-              <w:jc w:val="left"/>
-            </w:pPr>
-            <w:r>
-              <w:rPr>
-                <w:b w:val="false"/>
-                <w:bCs w:val="false"/>
-                <w:sz w:val="20"/>
-                <w:szCs w:val="20"/>
-              </w:rPr>
-              <w:t xml:space="preserve">Elevada</w:t>
-            </w:r>
-          </w:p>
-        </w:tc>
-        <w:tc>
-          <w:tcPr>
-            <w:tcW w:type="dxa" w:w="1400"/>
-            <w:shd w:fill="EAF2F4" w:val="clear"/>
-            <w:tcMar>
-              <w:top w:type="dxa" w:w="80"/>
-              <w:left w:type="dxa" w:w="100"/>
-              <w:bottom w:type="dxa" w:w="80"/>
-              <w:right w:type="dxa" w:w="100"/>
-            </w:tcMar>
-            <w:vAlign w:val="center"/>
-          </w:tcPr>
-          <w:p>
-            <w:pPr>
-              <w:jc w:val="left"/>
-            </w:pPr>
-            <w:r>
-              <w:rPr>
-                <w:b w:val="false"/>
-                <w:bCs w:val="false"/>
-                <w:sz w:val="20"/>
-                <w:szCs w:val="20"/>
-              </w:rPr>
-              <w:t xml:space="preserve">30</w:t>
-            </w:r>
-          </w:p>
-        </w:tc>
-        <w:tc>
-          <w:tcPr>
-            <w:tcW w:type="dxa" w:w="1800"/>
-            <w:shd w:fill="EAF2F4" w:val="clear"/>
-            <w:tcMar>
-              <w:top w:type="dxa" w:w="80"/>
-              <w:left w:type="dxa" w:w="100"/>
-              <w:bottom w:type="dxa" w:w="80"/>
-              <w:right w:type="dxa" w:w="100"/>
-            </w:tcMar>
-            <w:vAlign w:val="center"/>
-          </w:tcPr>
-          <w:p>
-            <w:pPr>
-              <w:jc w:val="left"/>
-            </w:pPr>
-            <w:r>
-              <w:rPr>
-                <w:b w:val="false"/>
-                <w:bCs w:val="false"/>
-                <w:sz w:val="20"/>
-                <w:szCs w:val="20"/>
-              </w:rPr>
-              <w:t xml:space="preserve">BAIXA</w:t>
-            </w:r>
-          </w:p>
-        </w:tc>
-        <w:tc>
-          <w:tcPr>
-            <w:tcW w:type="dxa" w:w="3000"/>
-            <w:shd w:fill="EAF2F4" w:val="clear"/>
-            <w:tcMar>
-              <w:top w:type="dxa" w:w="80"/>
-              <w:left w:type="dxa" w:w="100"/>
-              <w:bottom w:type="dxa" w:w="80"/>
-              <w:right w:type="dxa" w:w="100"/>
-            </w:tcMar>
-            <w:vAlign w:val="center"/>
-          </w:tcPr>
-          <w:p>
-            <w:pPr>
-              <w:jc w:val="left"/>
-            </w:pPr>
-            <w:r>
-              <w:rPr>
-                <w:b w:val="false"/>
-                <w:bCs w:val="false"/>
-                <w:sz w:val="20"/>
-                <w:szCs w:val="20"/>
-              </w:rPr>
-              <w:t xml:space="preserve">Próximo dia útil</w:t>
-            </w:r>
-          </w:p>
-        </w:tc>
-      </w:tr>
-      <w:tr>
-        <w:tc>
-          <w:tcPr>
-            <w:tcW w:type="dxa" w:w="3200"/>
-            <w:tcMar>
-              <w:top w:type="dxa" w:w="80"/>
-              <w:left w:type="dxa" w:w="100"/>
-              <w:bottom w:type="dxa" w:w="80"/>
-              <w:right w:type="dxa" w:w="100"/>
-            </w:tcMar>
-            <w:vAlign w:val="center"/>
-          </w:tcPr>
-          <w:p>
-            <w:pPr>
-              <w:jc w:val="left"/>
-            </w:pPr>
-            <w:r>
-              <w:rPr>
-                <w:b w:val="false"/>
-                <w:bCs w:val="false"/>
-                <w:sz w:val="20"/>
-                <w:szCs w:val="20"/>
-              </w:rPr>
-              <w:t xml:space="preserve">Normal / sem leitura</w:t>
-            </w:r>
-          </w:p>
-        </w:tc>
-        <w:tc>
-          <w:tcPr>
-            <w:tcW w:type="dxa" w:w="1400"/>
-            <w:tcMar>
-              <w:top w:type="dxa" w:w="80"/>
-              <w:left w:type="dxa" w:w="100"/>
-              <w:bottom w:type="dxa" w:w="80"/>
-              <w:right w:type="dxa" w:w="100"/>
-            </w:tcMar>
-            <w:vAlign w:val="center"/>
-          </w:tcPr>
-          <w:p>
-            <w:pPr>
-              <w:jc w:val="left"/>
-            </w:pPr>
-            <w:r>
-              <w:rPr>
-                <w:b w:val="false"/>
-                <w:bCs w:val="false"/>
-                <w:sz w:val="20"/>
-                <w:szCs w:val="20"/>
-              </w:rPr>
-              <w:t xml:space="preserve">15</w:t>
-            </w:r>
-          </w:p>
-        </w:tc>
-        <w:tc>
-          <w:tcPr>
-            <w:tcW w:type="dxa" w:w="1800"/>
-            <w:tcMar>
-              <w:top w:type="dxa" w:w="80"/>
-              <w:left w:type="dxa" w:w="100"/>
-              <w:bottom w:type="dxa" w:w="80"/>
-              <w:right w:type="dxa" w:w="100"/>
-            </w:tcMar>
-            <w:vAlign w:val="center"/>
-          </w:tcPr>
-          <w:p>
-            <w:pPr>
-              <w:jc w:val="left"/>
-            </w:pPr>
-            <w:r>
-              <w:rPr>
-                <w:b w:val="false"/>
-                <w:bCs w:val="false"/>
-                <w:sz w:val="20"/>
-                <w:szCs w:val="20"/>
-              </w:rPr>
-              <w:t xml:space="preserve">BAIXA</w:t>
-            </w:r>
-          </w:p>
-        </w:tc>
-        <w:tc>
-          <w:tcPr>
-            <w:tcW w:type="dxa" w:w="3000"/>
-            <w:tcMar>
-              <w:top w:type="dxa" w:w="80"/>
-              <w:left w:type="dxa" w:w="100"/>
-              <w:bottom w:type="dxa" w:w="80"/>
-              <w:right w:type="dxa" w:w="100"/>
-            </w:tcMar>
-            <w:vAlign w:val="center"/>
-          </w:tcPr>
-          <w:p>
-            <w:pPr>
-              <w:jc w:val="left"/>
-            </w:pPr>
-            <w:r>
-              <w:rPr>
-                <w:b w:val="false"/>
-                <w:bCs w:val="false"/>
-                <w:sz w:val="20"/>
-                <w:szCs w:val="20"/>
-              </w:rPr>
-              <w:t xml:space="preserve">Próximo dia útil</w:t>
+          </w:tcPr>
+          <w:p>
+            <w:pPr>
+              <w:jc w:val="left"/>
+            </w:pPr>
+            <w:r>
+              <w:rPr>
+                <w:b w:val="false"/>
+                <w:bCs w:val="false"/>
+                <w:sz w:val="20"/>
+                <w:szCs w:val="20"/>
+              </w:rPr>
+              <w:t xml:space="preserve">Relatório resumido de entregas por paciente: total de pedidos/unidades via cursor explícito + detalhe via ref cursor.</w:t>
             </w:r>
           </w:p>
         </w:tc>
@@ -1743,11 +1739,102 @@
     </w:tbl>
     <w:p>
       <w:pPr>
+        <w:spacing w:after="160" w:line="300"/>
+      </w:pPr>
+      <w:r>
+        <w:t xml:space="preserve">Exemplo de execução (PL/SQL):</w:t>
+      </w:r>
+    </w:p>
+    <w:p>
+      <w:pPr>
+        <w:shd w:fill="F2F2F2" w:val="clear"/>
+        <w:spacing w:after="120" w:line="260"/>
+      </w:pPr>
+      <w:r>
+        <w:rPr>
+          <w:rFonts w:ascii="Consolas" w:cs="Consolas" w:eastAsia="Consolas" w:hAnsi="Consolas"/>
+          <w:color w:val="333333"/>
+          <w:sz w:val="18"/>
+          <w:szCs w:val="18"/>
+        </w:rPr>
+        <w:t xml:space="preserve">DECLARE v_total NUMBER; v_qty NUMBER; v_cur SYS_REFCURSOR;</w:t>
+      </w:r>
+    </w:p>
+    <w:p>
+      <w:pPr>
+        <w:shd w:fill="F2F2F2" w:val="clear"/>
+        <w:spacing w:after="120" w:line="260"/>
+      </w:pPr>
+      <w:r>
+        <w:rPr>
+          <w:rFonts w:ascii="Consolas" w:cs="Consolas" w:eastAsia="Consolas" w:hAnsi="Consolas"/>
+          <w:color w:val="333333"/>
+          <w:sz w:val="18"/>
+          <w:szCs w:val="18"/>
+        </w:rPr>
+        <w:t xml:space="preserve">BEGIN</w:t>
+      </w:r>
+    </w:p>
+    <w:p>
+      <w:pPr>
+        <w:shd w:fill="F2F2F2" w:val="clear"/>
+        <w:spacing w:after="120" w:line="260"/>
+      </w:pPr>
+      <w:r>
+        <w:rPr>
+          <w:rFonts w:ascii="Consolas" w:cs="Consolas" w:eastAsia="Consolas" w:hAnsi="Consolas"/>
+          <w:color w:val="333333"/>
+          <w:sz w:val="18"/>
+          <w:szCs w:val="18"/>
+        </w:rPr>
+        <w:t xml:space="preserve">  prc_user_delivery_report(3, v_total, v_qty, v_cur);</w:t>
+      </w:r>
+    </w:p>
+    <w:p>
+      <w:pPr>
+        <w:shd w:fill="F2F2F2" w:val="clear"/>
+        <w:spacing w:after="120" w:line="260"/>
+      </w:pPr>
+      <w:r>
+        <w:rPr>
+          <w:rFonts w:ascii="Consolas" w:cs="Consolas" w:eastAsia="Consolas" w:hAnsi="Consolas"/>
+          <w:color w:val="333333"/>
+          <w:sz w:val="18"/>
+          <w:szCs w:val="18"/>
+        </w:rPr>
+        <w:t xml:space="preserve">  DBMS_OUTPUT.PUT_LINE('Total: ' || v_total || ' | Unidades: ' || v_qty);</w:t>
+      </w:r>
+    </w:p>
+    <w:p>
+      <w:pPr>
+        <w:shd w:fill="F2F2F2" w:val="clear"/>
+        <w:spacing w:after="120" w:line="260"/>
+      </w:pPr>
+      <w:r>
+        <w:rPr>
+          <w:rFonts w:ascii="Consolas" w:cs="Consolas" w:eastAsia="Consolas" w:hAnsi="Consolas"/>
+          <w:color w:val="333333"/>
+          <w:sz w:val="18"/>
+          <w:szCs w:val="18"/>
+        </w:rPr>
+        <w:t xml:space="preserve">END;</w:t>
+      </w:r>
+    </w:p>
+    <w:p>
+      <w:pPr>
+        <w:spacing w:after="160" w:line="300"/>
+      </w:pPr>
+      <w:r>
+        <w:t xml:space="preserve">O detalhe completo (comentários, tratamento de exceção linha a linha) está em database/04_procedures.sql e database/05_usage_examples.sql — este último roda ambas as functions dentro de SELECTs e ambas as procedures com EXEC, incluindo um caso de exceção tratada (usuário inexistente).</w:t>
+      </w:r>
+    </w:p>
+    <w:p>
+      <w:pPr>
         <w:pStyle w:val="Heading2"/>
         <w:spacing w:after="120" w:before="280"/>
       </w:pPr>
       <w:r>
-        <w:t xml:space="preserve">3.5 Documentação e testes</w:t>
+        <w:t xml:space="preserve">4.3 Fluxo REST → Java → JDBC → Oracle</w:t>
       </w:r>
     </w:p>
     <w:p>
@@ -1755,7 +1842,7 @@
         <w:spacing w:after="160" w:line="300"/>
       </w:pPr>
       <w:r>
-        <w:t xml:space="preserve">A API é documentada interativamente via Swagger UI (springdoc-openapi), disponível em /swagger-ui.html, com especificação OpenAPI em /v3/api-docs. Testes automatizados cobrem a inicialização do contexto Spring e as regras de classificação de pressão arterial (mvn test).</w:t>
+        <w:t xml:space="preserve">PRC_REGISTER_CRITICAL_ALERT é acionada automaticamente pelo backend: ao salvar uma leitura via POST /api/readings, BloodPressureService (Java) chama OracleIntelligenceService, que abre um CallableStatement JDBC e executa a procedure no Oracle. Usuários são casados entre os dois bancos pelo email (os IDs numéricos são gerados de forma independente em cada um).</w:t>
       </w:r>
     </w:p>
     <w:p>
@@ -1769,7 +1856,7 @@
         <w:spacing w:after="160" w:before="360"/>
       </w:pPr>
       <w:r>
-        <w:t xml:space="preserve">4. Parte 3 — Integração Web com Angular</w:t>
+        <w:t xml:space="preserve">5. Validação prática (Oracle real)</w:t>
       </w:r>
     </w:p>
     <w:p>
@@ -1777,16 +1864,7 @@
         <w:spacing w:after="160" w:line="300"/>
       </w:pPr>
       <w:r>
-        <w:t xml:space="preserve">O dashboard administrativo foi implementado em Angular 17 (standalone components), consumindo exatamente a mesma API REST utilizada pelo app mobile.</w:t>
-      </w:r>
-    </w:p>
-    <w:p>
-      <w:pPr>
-        <w:pStyle w:val="Heading2"/>
-        <w:spacing w:after="120" w:before="280"/>
-      </w:pPr>
-      <w:r>
-        <w:t xml:space="preserve">4.1 Estrutura e navegação</w:t>
+        <w:t xml:space="preserve">Todos os scripts e a integração Java foram testados contra um Oracle Database XE 21c real (container gvenzl/oracle-xe:21-slim), não apenas revisados estaticamente. Resultado do teste de ponta a ponta:</w:t>
       </w:r>
     </w:p>
     <w:p>
@@ -1799,7 +1877,7 @@
         <w:spacing w:after="80"/>
       </w:pPr>
       <w:r>
-        <w:t xml:space="preserve">Rotas configuradas: /login, /home (visão geral) e /admin (gestão de leituras e entregas), com redirecionamento padrão e rota curinga.</w:t>
+        <w:t xml:space="preserve">Registro de um novo paciente via API → réplica automática criada em APP_USER do Oracle (casada por email).</w:t>
       </w:r>
     </w:p>
     <w:p>
@@ -1812,7 +1890,7 @@
         <w:spacing w:after="80"/>
       </w:pPr>
       <w:r>
-        <w:t xml:space="preserve">Serviços Angular dedicados (AuthService, ReadingService, DeliveryService) usando HttpClient, com um interceptor HTTP que anexa automaticamente o token JWT (Authorization: Bearer) a cada requisição.</w:t>
+        <w:t xml:space="preserve">POST /api/readings com 195/128 (CRISE_HIPERTENSIVA) → linha inserida em BLOOD_PRESSURE_READING do Oracle → PRC_REGISTER_CRITICAL_ALERT disparada → alerta CRITICO registrado em SENSOR_ALERT.</w:t>
       </w:r>
     </w:p>
     <w:p>
@@ -1825,24 +1903,7 @@
         <w:spacing w:after="80"/>
       </w:pPr>
       <w:r>
-        <w:t xml:space="preserve">Guards de rota protegendo /home (usuário autenticado) e /admin (apenas ADMIN).</w:t>
-      </w:r>
-    </w:p>
-    <w:p>
-      <w:pPr>
-        <w:pStyle w:val="Heading2"/>
-        <w:spacing w:after="120" w:before="280"/>
-      </w:pPr>
-      <w:r>
-        <w:t xml:space="preserve">4.2 Data binding e diretivas</w:t>
-      </w:r>
-    </w:p>
-    <w:p>
-      <w:pPr>
-        <w:spacing w:after="160" w:line="300"/>
-      </w:pPr>
-      <w:r>
-        <w:t xml:space="preserve">O dashboard utiliza as quatro formas de data binding do Angular:</w:t>
+        <w:t xml:space="preserve">POST /api/readings com 115/75 (NORMAL) → leitura replicada, porém nenhum alerta novo criado (confirma o IF da procedure).</w:t>
       </w:r>
     </w:p>
     <w:p>
@@ -1855,152 +1916,7 @@
         <w:spacing w:after="80"/>
       </w:pPr>
       <w:r>
-        <w:t xml:space="preserve">Interpolação {{ }} para exibir dados (ex.: contagens por classificação/prioridade na tela inicial).</w:t>
-      </w:r>
-    </w:p>
-    <w:p>
-      <w:pPr>
-        <w:pStyle w:val="ListParagraph"/>
-        <w:numPr>
-          <w:ilvl w:val="0"/>
-          <w:numId w:val="2"/>
-        </w:numPr>
-        <w:spacing w:after="80"/>
-      </w:pPr>
-      <w:r>
-        <w:t xml:space="preserve">Property binding [ ] (ex.: [class.active], [disabled] nos formulários e filtros).</w:t>
-      </w:r>
-    </w:p>
-    <w:p>
-      <w:pPr>
-        <w:pStyle w:val="ListParagraph"/>
-        <w:numPr>
-          <w:ilvl w:val="0"/>
-          <w:numId w:val="2"/>
-        </w:numPr>
-        <w:spacing w:after="80"/>
-      </w:pPr>
-      <w:r>
-        <w:t xml:space="preserve">Event binding ( ) (ex.: (click) para logout, exclusão e atualização de status).</w:t>
-      </w:r>
-    </w:p>
-    <w:p>
-      <w:pPr>
-        <w:pStyle w:val="ListParagraph"/>
-        <w:numPr>
-          <w:ilvl w:val="0"/>
-          <w:numId w:val="2"/>
-        </w:numPr>
-        <w:spacing w:after="80"/>
-      </w:pPr>
-      <w:r>
-        <w:t xml:space="preserve">Two-way binding [( )] com ngModel no formulário de criação de pedido de entrega e nos filtros da tela administrativa.</w:t>
-      </w:r>
-    </w:p>
-    <w:p>
-      <w:pPr>
-        <w:spacing w:after="160" w:line="300"/>
-      </w:pPr>
-      <w:r>
-        <w:t xml:space="preserve">As diretivas estruturais *ngIf (estados de carregamento, erro, vazio e controle de acesso por papel) e *ngFor (listagem de leituras e pedidos de entrega em tabelas) são usadas extensivamente nas telas /home e /admin.</w:t>
-      </w:r>
-    </w:p>
-    <w:p>
-      <w:pPr>
-        <w:pStyle w:val="Heading2"/>
-        <w:spacing w:after="120" w:before="280"/>
-      </w:pPr>
-      <w:r>
-        <w:t xml:space="preserve">4.3 Formulário funcional com ngModel</w:t>
-      </w:r>
-    </w:p>
-    <w:p>
-      <w:pPr>
-        <w:spacing w:after="160" w:line="300"/>
-      </w:pPr>
-      <w:r>
-        <w:t xml:space="preserve">A tela /admin inclui um formulário completo, orientado por template (template-driven form) com [(ngModel)], para criar um novo pedido de entrega de medicamento — reaproveitando o mesmo endpoint POST /api/deliveries do app mobile — além de filtros por classificação/prioridade/status também construídos com ngModel.</w:t>
-      </w:r>
-    </w:p>
-    <w:p>
-      <w:pPr>
-        <w:pStyle w:val="Heading2"/>
-        <w:spacing w:after="120" w:before="280"/>
-      </w:pPr>
-      <w:r>
-        <w:t xml:space="preserve">4.4 Estilização e feedback</w:t>
-      </w:r>
-    </w:p>
-    <w:p>
-      <w:pPr>
-        <w:spacing w:after="160" w:line="300"/>
-      </w:pPr>
-      <w:r>
-        <w:t xml:space="preserve">A interface utiliza CSS próprio (sem dependência de frameworks de UI), com barra de navegação sensível ao estado de login, indicadores de carregamento, banners de erro e confirmações de sucesso após cada ação (criação, atualização de status e exclusão).</w:t>
-      </w:r>
-    </w:p>
-    <w:p>
-      <w:r>
-        <w:br w:type="page"/>
-      </w:r>
-    </w:p>
-    <w:p>
-      <w:pPr>
-        <w:pStyle w:val="Heading1"/>
-        <w:spacing w:after="160" w:before="360"/>
-      </w:pPr>
-      <w:r>
-        <w:t xml:space="preserve">5. Entrega do Projeto</w:t>
-      </w:r>
-    </w:p>
-    <w:p>
-      <w:pPr>
-        <w:pStyle w:val="Heading2"/>
-        <w:spacing w:after="120" w:before="280"/>
-      </w:pPr>
-      <w:r>
-        <w:t xml:space="preserve">5.1 Código-fonte</w:t>
-      </w:r>
-    </w:p>
-    <w:p>
-      <w:pPr>
-        <w:spacing w:after="160" w:line="300"/>
-      </w:pPr>
-      <w:r>
-        <w:rPr>
-          <w:color w:val="2E7D8F"/>
-        </w:rPr>
-        <w:t xml:space="preserve">Repositório GitHub: https://github.com/LeoMarsiarelli/Smart-HAS</w:t>
-      </w:r>
-    </w:p>
-    <w:p>
-      <w:pPr>
-        <w:spacing w:after="160" w:line="300"/>
-      </w:pPr>
-      <w:r>
-        <w:t xml:space="preserve">Estrutura do monorepo: /mobile (React Native), /backend (Spring Boot), /web-admin (Angular) e /docs (contrato de API e esta documentação).</w:t>
-      </w:r>
-    </w:p>
-    <w:p>
-      <w:pPr>
-        <w:pStyle w:val="Heading2"/>
-        <w:spacing w:after="120" w:before="280"/>
-      </w:pPr>
-      <w:r>
-        <w:t xml:space="preserve">5.2 Vídeo de demonstração</w:t>
-      </w:r>
-    </w:p>
-    <w:p>
-      <w:pPr>
-        <w:spacing w:after="160" w:line="300"/>
-      </w:pPr>
-      <w:r>
-        <w:rPr>
-          <w:b/>
-          <w:bCs/>
-          <w:color w:val="C0392B"/>
-        </w:rPr>
-        <w:t xml:space="preserve">Link do vídeo (YouTube, não listado): [INSERIR LINK DO VÍDEO AQUI]</w:t>
+        <w:t xml:space="preserve">GET /api/oracle/users/{id}/summary e /delivery-report retornaram exatamente os dados calculados pelas functions/procedures no banco.</w:t>
       </w:r>
     </w:p>
     <w:p>
@@ -2015,7 +1931,16 @@
           <w:sz w:val="18"/>
           <w:szCs w:val="18"/>
         </w:rPr>
-        <w:t xml:space="preserve">Lembrete: publicar o vídeo como "não listado" no YouTube e garantir que o link esteja acessível para a correção do professor, incluindo demonstração prática do app em funcionamento.</w:t>
+        <w:t xml:space="preserve">Evidência completa (saída real do sqlplus) documentada em database/README.md.</w:t>
+      </w:r>
+    </w:p>
+    <w:p>
+      <w:pPr>
+        <w:pStyle w:val="Heading1"/>
+        <w:spacing w:after="160" w:before="360"/>
+      </w:pPr>
+      <w:r>
+        <w:t xml:space="preserve">6. Entrega do Projeto</w:t>
       </w:r>
     </w:p>
     <w:p>
@@ -2024,7 +1949,57 @@
         <w:spacing w:after="120" w:before="280"/>
       </w:pPr>
       <w:r>
-        <w:t xml:space="preserve">5.3 Credenciais de demonstração</w:t>
+        <w:t xml:space="preserve">6.1 Código-fonte</w:t>
+      </w:r>
+    </w:p>
+    <w:p>
+      <w:pPr>
+        <w:spacing w:after="160" w:line="300"/>
+      </w:pPr>
+      <w:r>
+        <w:rPr>
+          <w:color w:val="2E7D8F"/>
+        </w:rPr>
+        <w:t xml:space="preserve">Repositório GitHub: https://github.com/LeoMarsiarelli/Smart-HAS</w:t>
+      </w:r>
+    </w:p>
+    <w:p>
+      <w:pPr>
+        <w:spacing w:after="160" w:line="300"/>
+      </w:pPr>
+      <w:r>
+        <w:t xml:space="preserve">Estrutura do monorepo: /mobile, /backend (inclui integração Oracle), /web-admin, /database (scripts PL/SQL), /docs.</w:t>
+      </w:r>
+    </w:p>
+    <w:p>
+      <w:pPr>
+        <w:pStyle w:val="Heading2"/>
+        <w:spacing w:after="120" w:before="280"/>
+      </w:pPr>
+      <w:r>
+        <w:t xml:space="preserve">6.2 Vídeo de demonstração</w:t>
+      </w:r>
+    </w:p>
+    <w:p>
+      <w:pPr>
+        <w:spacing w:after="160" w:line="300"/>
+      </w:pPr>
+      <w:r>
+        <w:rPr>
+          <w:b/>
+          <w:bCs/>
+          <w:color w:val="C0392B"/>
+        </w:rPr>
+        <w:t xml:space="preserve">Link do vídeo (YouTube, não listado): [INSERIR LINK DO VÍDEO AQUI]</w:t>
+      </w:r>
+    </w:p>
+    <w:p>
+      <w:pPr>
+        <w:pStyle w:val="Heading2"/>
+        <w:spacing w:after="120" w:before="280"/>
+      </w:pPr>
+      <w:r>
+        <w:t xml:space="preserve">6.3 Credenciais de demonstração</w:t>
       </w:r>
     </w:p>
     <w:tbl>
@@ -2058,7 +2033,6 @@
               <w:bottom w:type="dxa" w:w="80"/>
               <w:right w:type="dxa" w:w="100"/>
             </w:tcMar>
-            <w:vAlign w:val="center"/>
           </w:tcPr>
           <w:p>
             <w:pPr>
@@ -2086,7 +2060,6 @@
               <w:bottom w:type="dxa" w:w="80"/>
               <w:right w:type="dxa" w:w="100"/>
             </w:tcMar>
-            <w:vAlign w:val="center"/>
           </w:tcPr>
           <w:p>
             <w:pPr>
@@ -2114,7 +2087,6 @@
               <w:bottom w:type="dxa" w:w="80"/>
               <w:right w:type="dxa" w:w="100"/>
             </w:tcMar>
-            <w:vAlign w:val="center"/>
           </w:tcPr>
           <w:p>
             <w:pPr>
@@ -2143,7 +2115,6 @@
               <w:bottom w:type="dxa" w:w="80"/>
               <w:right w:type="dxa" w:w="100"/>
             </w:tcMar>
-            <w:vAlign w:val="center"/>
           </w:tcPr>
           <w:p>
             <w:pPr>
@@ -2169,7 +2140,6 @@
               <w:bottom w:type="dxa" w:w="80"/>
               <w:right w:type="dxa" w:w="100"/>
             </w:tcMar>
-            <w:vAlign w:val="center"/>
           </w:tcPr>
           <w:p>
             <w:pPr>
@@ -2195,7 +2165,6 @@
               <w:bottom w:type="dxa" w:w="80"/>
               <w:right w:type="dxa" w:w="100"/>
             </w:tcMar>
-            <w:vAlign w:val="center"/>
           </w:tcPr>
           <w:p>
             <w:pPr>
@@ -2224,7 +2193,6 @@
               <w:bottom w:type="dxa" w:w="80"/>
               <w:right w:type="dxa" w:w="100"/>
             </w:tcMar>
-            <w:vAlign w:val="center"/>
           </w:tcPr>
           <w:p>
             <w:pPr>
@@ -2251,7 +2219,6 @@
               <w:bottom w:type="dxa" w:w="80"/>
               <w:right w:type="dxa" w:w="100"/>
             </w:tcMar>
-            <w:vAlign w:val="center"/>
           </w:tcPr>
           <w:p>
             <w:pPr>
@@ -2278,7 +2245,6 @@
               <w:bottom w:type="dxa" w:w="80"/>
               <w:right w:type="dxa" w:w="100"/>
             </w:tcMar>
-            <w:vAlign w:val="center"/>
           </w:tcPr>
           <w:p>
             <w:pPr>
@@ -2303,7 +2269,7 @@
         <w:spacing w:after="160" w:before="360"/>
       </w:pPr>
       <w:r>
-        <w:t xml:space="preserve">6. Conclusão</w:t>
+        <w:t xml:space="preserve">7. Conclusão</w:t>
       </w:r>
     </w:p>
     <w:p>
@@ -2311,7 +2277,7 @@
         <w:spacing w:after="160" w:line="300"/>
       </w:pPr>
       <w:r>
-        <w:t xml:space="preserve">Nesta fase, o Smart HAS evoluiu de um escopo planejado para uma base técnica completa e integrada: um app mobile em React Native, uma API REST robusta e segura em Spring Boot com uma camada de IA de logística explicável, e um dashboard administrativo em Angular consumindo o mesmo contrato de dados. O resultado é uma arquitetura coesa, pronta para evoluir — nas próximas fases — para um motor de priorização baseado em Machine Learning e para operação em ambiente de nuvem, mantendo o foco em apoiar decisões de saúde de forma acessível e alinhada à Sociedade 5.0.</w:t>
+        <w:t xml:space="preserve">O Smart HAS consolidou, nesta fase, a interoperabilidade entre mobile, web, API REST e banco Oracle: as mesmas regras de negócio agora vivem tanto em Java quanto em PL/SQL, reutilizáveis por qualquer cliente que converse com o banco. O próximo passo natural do roadmap é levar essa mesma inteligência para um modelo de Machine Learning treinado com dados históricos reais, mantendo a base sólida de dados e regras construída agora.</w:t>
       </w:r>
     </w:p>
     <w:sectPr>
@@ -2324,10 +2290,6 @@
 </w:document>
 </file>
 
-<file path=word/comments.xml><?xml version="1.0" encoding="utf-8"?>
-<w:comments xmlns:cx="http://schemas.microsoft.com/office/drawing/2014/chartex" xmlns:cx1="http://schemas.microsoft.com/office/drawing/2015/9/8/chartex" xmlns:cx2="http://schemas.microsoft.com/office/drawing/2015/10/21/chartex" xmlns:cx3="http://schemas.microsoft.com/office/drawing/2016/5/9/chartex" xmlns:cx4="http://schemas.microsoft.com/office/drawing/2016/5/10/chartex" xmlns:cx5="http://schemas.microsoft.com/office/drawing/2016/5/11/chartex" xmlns:cx6="http://schemas.microsoft.com/office/drawing/2016/5/12/chartex" xmlns:cx7="http://schemas.microsoft.com/office/drawing/2016/5/13/chartex" xmlns:cx8="http://schemas.microsoft.com/office/drawing/2016/5/14/chartex" xmlns:mc="http://schemas.openxmlformats.org/markup-compatibility/2006" xmlns:aink="http://schemas.microsoft.com/office/drawing/2016/ink" xmlns:am3d="http://schemas.microsoft.com/office/drawing/2017/model3d" xmlns:o="urn:schemas-microsoft-com:office:office" xmlns:r="http://schemas.openxmlformats.org/officeDocument/2006/relationships" xmlns:m="http://schemas.openxmlformats.org/officeDocument/2006/math" xmlns:v="urn:schemas-microsoft-com:vml" xmlns:wp14="http://schemas.microsoft.com/office/word/2010/wordprocessingDrawing" xmlns:wp="http://schemas.openxmlformats.org/drawingml/2006/wordprocessingDrawing" xmlns:w10="urn:schemas-microsoft-com:office:word" xmlns:w="http://schemas.openxmlformats.org/wordprocessingml/2006/main" xmlns:w14="http://schemas.microsoft.com/office/word/2010/wordml" xmlns:w15="http://schemas.microsoft.com/office/word/2012/wordml" xmlns:w16cex="http://schemas.microsoft.com/office/word/2018/wordml/cex" xmlns:w16cid="http://schemas.microsoft.com/office/word/2016/wordml/cid" xmlns:w16="http://schemas.microsoft.com/office/word/2018/wordml" xmlns:w16sdtdh="http://schemas.microsoft.com/office/word/2020/wordml/sdtdatahash" xmlns:w16se="http://schemas.microsoft.com/office/word/2015/wordml/symex" xmlns:wpg="http://schemas.microsoft.com/office/word/2010/wordprocessingGroup" xmlns:wpi="http://schemas.microsoft.com/office/word/2010/wordprocessingInk" xmlns:wne="http://schemas.microsoft.com/office/word/2006/wordml" xmlns:wps="http://schemas.microsoft.com/office/word/2010/wordprocessingShape"/>
-</file>
-
 <file path=word/endnotes.xml><?xml version="1.0" encoding="utf-8"?>
 <w:endnotes xmlns:wpc="http://schemas.microsoft.com/office/word/2010/wordprocessingCanvas" xmlns:mc="http://schemas.openxmlformats.org/markup-compatibility/2006" xmlns:o="urn:schemas-microsoft-com:office:office" xmlns:r="http://schemas.openxmlformats.org/officeDocument/2006/relationships" xmlns:m="http://schemas.openxmlformats.org/officeDocument/2006/math" xmlns:v="urn:schemas-microsoft-com:vml" xmlns:wp14="http://schemas.microsoft.com/office/word/2010/wordprocessingDrawing" xmlns:wp="http://schemas.openxmlformats.org/drawingml/2006/wordprocessingDrawing" xmlns:w10="urn:schemas-microsoft-com:office:word" xmlns:w="http://schemas.openxmlformats.org/wordprocessingml/2006/main" xmlns:w14="http://schemas.microsoft.com/office/word/2010/wordml" xmlns:w15="http://schemas.microsoft.com/office/word/2012/wordml" xmlns:wpg="http://schemas.microsoft.com/office/word/2010/wordprocessingGroup" xmlns:wpi="http://schemas.microsoft.com/office/word/2010/wordprocessingInk" xmlns:wne="http://schemas.microsoft.com/office/word/2006/wordml" xmlns:wps="http://schemas.microsoft.com/office/word/2010/wordprocessingShape" mc:Ignorable="w14 w15 wp14">
   <w:endnote w:type="separator" w:id="-1">
@@ -2406,7 +2368,7 @@
 <w:numbering xmlns:wpc="http://schemas.microsoft.com/office/word/2010/wordprocessingCanvas" xmlns:mc="http://schemas.openxmlformats.org/markup-compatibility/2006" xmlns:o="urn:schemas-microsoft-com:office:office" xmlns:r="http://schemas.openxmlformats.org/officeDocument/2006/relationships" xmlns:m="http://schemas.openxmlformats.org/officeDocument/2006/math" xmlns:v="urn:schemas-microsoft-com:vml" xmlns:wp14="http://schemas.microsoft.com/office/word/2010/wordprocessingDrawing" xmlns:wp="http://schemas.openxmlformats.org/drawingml/2006/wordprocessingDrawing" xmlns:w10="urn:schemas-microsoft-com:office:word" xmlns:w="http://schemas.openxmlformats.org/wordprocessingml/2006/main" xmlns:w14="http://schemas.microsoft.com/office/word/2010/wordml" xmlns:w15="http://schemas.microsoft.com/office/word/2012/wordml" xmlns:wpg="http://schemas.microsoft.com/office/word/2010/wordprocessingGroup" xmlns:wpi="http://schemas.microsoft.com/office/word/2010/wordprocessingInk" xmlns:wne="http://schemas.microsoft.com/office/word/2006/wordml" xmlns:wps="http://schemas.microsoft.com/office/word/2010/wordprocessingShape" mc:Ignorable="w14 w15 wp14">
   <w:abstractNum w:abstractNumId="1" w15:restartNumberingAfterBreak="0">
     <w:multiLevelType w:val="hybridMultilevel"/>
-    <w:lvl w:ilvl="0" w15:tentative="1">
+    <w:lvl w:ilvl="0" w:tentative="1">
       <w:start w:val="1"/>
       <w:numFmt w:val="bullet"/>
       <w:lvlText w:val="●"/>
@@ -2415,7 +2377,7 @@
         <w:ind w:left="720" w:hanging="360"/>
       </w:pPr>
     </w:lvl>
-    <w:lvl w:ilvl="1" w15:tentative="1">
+    <w:lvl w:ilvl="1" w:tentative="1">
       <w:start w:val="1"/>
       <w:numFmt w:val="bullet"/>
       <w:lvlText w:val="○"/>
@@ -2424,7 +2386,7 @@
         <w:ind w:left="1440" w:hanging="360"/>
       </w:pPr>
     </w:lvl>
-    <w:lvl w:ilvl="2" w15:tentative="1">
+    <w:lvl w:ilvl="2" w:tentative="1">
       <w:start w:val="1"/>
       <w:numFmt w:val="bullet"/>
       <w:lvlText w:val="■"/>
@@ -2433,7 +2395,7 @@
         <w:ind w:left="2160" w:hanging="360"/>
       </w:pPr>
     </w:lvl>
-    <w:lvl w:ilvl="3" w15:tentative="1">
+    <w:lvl w:ilvl="3" w:tentative="1">
       <w:start w:val="1"/>
       <w:numFmt w:val="bullet"/>
       <w:lvlText w:val="●"/>
@@ -2442,7 +2404,7 @@
         <w:ind w:left="2880" w:hanging="360"/>
       </w:pPr>
     </w:lvl>
-    <w:lvl w:ilvl="4" w15:tentative="1">
+    <w:lvl w:ilvl="4" w:tentative="1">
       <w:start w:val="1"/>
       <w:numFmt w:val="bullet"/>
       <w:lvlText w:val="○"/>
@@ -2451,7 +2413,7 @@
         <w:ind w:left="3600" w:hanging="360"/>
       </w:pPr>
     </w:lvl>
-    <w:lvl w:ilvl="5" w15:tentative="1">
+    <w:lvl w:ilvl="5" w:tentative="1">
       <w:start w:val="1"/>
       <w:numFmt w:val="bullet"/>
       <w:lvlText w:val="■"/>
@@ -2460,7 +2422,7 @@
         <w:ind w:left="4320" w:hanging="360"/>
       </w:pPr>
     </w:lvl>
-    <w:lvl w:ilvl="6" w15:tentative="1">
+    <w:lvl w:ilvl="6" w:tentative="1">
       <w:start w:val="1"/>
       <w:numFmt w:val="bullet"/>
       <w:lvlText w:val="●"/>
@@ -2469,7 +2431,7 @@
         <w:ind w:left="5040" w:hanging="360"/>
       </w:pPr>
     </w:lvl>
-    <w:lvl w:ilvl="7" w15:tentative="1">
+    <w:lvl w:ilvl="7" w:tentative="1">
       <w:start w:val="1"/>
       <w:numFmt w:val="bullet"/>
       <w:lvlText w:val="●"/>
@@ -2478,7 +2440,7 @@
         <w:ind w:left="5760" w:hanging="360"/>
       </w:pPr>
     </w:lvl>
-    <w:lvl w:ilvl="8" w15:tentative="1">
+    <w:lvl w:ilvl="8" w:tentative="1">
       <w:start w:val="1"/>
       <w:numFmt w:val="bullet"/>
       <w:lvlText w:val="●"/>
@@ -2490,7 +2452,7 @@
   </w:abstractNum>
   <w:abstractNum w:abstractNumId="2" w15:restartNumberingAfterBreak="0">
     <w:multiLevelType w:val="hybridMultilevel"/>
-    <w:lvl w:ilvl="0" w15:tentative="1">
+    <w:lvl w:ilvl="0" w:tentative="1">
       <w:start w:val="1"/>
       <w:numFmt w:val="bullet"/>
       <w:lvlText w:val="•"/>
@@ -2499,7 +2461,7 @@
         <w:ind w:left="420" w:hanging="260"/>
       </w:pPr>
     </w:lvl>
-    <w:lvl w:ilvl="1" w15:tentative="1">
+    <w:lvl w:ilvl="1" w:tentative="1">
       <w:start w:val="1"/>
       <w:numFmt w:val="bullet"/>
       <w:lvlText w:val="–"/>
@@ -2540,6 +2502,10 @@
       </w:pPr>
     </w:pPrDefault>
   </w:docDefaults>
+  <w:style w:type="paragraph" w:styleId="Normal" w:default="1">
+    <w:name w:val="Normal"/>
+    <w:qFormat/>
+  </w:style>
   <w:style w:type="paragraph" w:styleId="Title">
     <w:name w:val="Title"/>
     <w:basedOn w:val="Normal"/>
@@ -2548,39 +2514,6 @@
     <w:rPr>
       <w:sz w:val="56"/>
       <w:szCs w:val="56"/>
-    </w:rPr>
-  </w:style>
-  <w:style w:type="paragraph" w:styleId="Heading1">
-    <w:name w:val="Heading 1"/>
-    <w:basedOn w:val="Normal"/>
-    <w:next w:val="Normal"/>
-    <w:qFormat/>
-    <w:rPr>
-      <w:color w:val="2E74B5"/>
-      <w:sz w:val="32"/>
-      <w:szCs w:val="32"/>
-    </w:rPr>
-  </w:style>
-  <w:style w:type="paragraph" w:styleId="Heading2">
-    <w:name w:val="Heading 2"/>
-    <w:basedOn w:val="Normal"/>
-    <w:next w:val="Normal"/>
-    <w:qFormat/>
-    <w:rPr>
-      <w:color w:val="2E74B5"/>
-      <w:sz w:val="26"/>
-      <w:szCs w:val="26"/>
-    </w:rPr>
-  </w:style>
-  <w:style w:type="paragraph" w:styleId="Heading3">
-    <w:name w:val="Heading 3"/>
-    <w:basedOn w:val="Normal"/>
-    <w:next w:val="Normal"/>
-    <w:qFormat/>
-    <w:rPr>
-      <w:color w:val="1F4D78"/>
-      <w:sz w:val="24"/>
-      <w:szCs w:val="24"/>
     </w:rPr>
   </w:style>
   <w:style w:type="paragraph" w:styleId="Heading4">
@@ -2760,4 +2693,294 @@
     </w:rPr>
   </w:style>
 </w:styles>
+</file>
+
+<file path=word/theme/theme1.xml><?xml version="1.0" encoding="utf-8"?>
+<a:theme xmlns:a="http://schemas.openxmlformats.org/drawingml/2006/main" name="Office Theme">
+  <a:themeElements>
+    <a:clrScheme name="Office">
+      <a:dk1>
+        <a:sysClr val="windowText" lastClr="000000"/>
+      </a:dk1>
+      <a:lt1>
+        <a:sysClr val="window" lastClr="FFFFFF"/>
+      </a:lt1>
+      <a:dk2>
+        <a:srgbClr val="44546A"/>
+      </a:dk2>
+      <a:lt2>
+        <a:srgbClr val="E7E6E6"/>
+      </a:lt2>
+      <a:accent1>
+        <a:srgbClr val="4472C4"/>
+      </a:accent1>
+      <a:accent2>
+        <a:srgbClr val="ED7D31"/>
+      </a:accent2>
+      <a:accent3>
+        <a:srgbClr val="A5A5A5"/>
+      </a:accent3>
+      <a:accent4>
+        <a:srgbClr val="FFC000"/>
+      </a:accent4>
+      <a:accent5>
+        <a:srgbClr val="5B9BD5"/>
+      </a:accent5>
+      <a:accent6>
+        <a:srgbClr val="70AD47"/>
+      </a:accent6>
+      <a:hlink>
+        <a:srgbClr val="0563C1"/>
+      </a:hlink>
+      <a:folHlink>
+        <a:srgbClr val="954F72"/>
+      </a:folHlink>
+    </a:clrScheme>
+    <a:fontScheme name="Office">
+      <a:majorFont>
+        <a:latin typeface="Calibri Light" panose="020F0302020204030204"/>
+        <a:ea typeface=""/>
+        <a:cs typeface=""/>
+        <a:font script="Jpan" typeface="游ゴシック Light"/>
+        <a:font script="Hang" typeface="맑은 고딕"/>
+        <a:font script="Hans" typeface="等线 Light"/>
+        <a:font script="Hant" typeface="新細明體"/>
+        <a:font script="Arab" typeface="Times New Roman"/>
+        <a:font script="Hebr" typeface="Times New Roman"/>
+        <a:font script="Thai" typeface="Angsana New"/>
+        <a:font script="Ethi" typeface="Nyala"/>
+        <a:font script="Beng" typeface="Vrinda"/>
+        <a:font script="Gujr" typeface="Shruti"/>
+        <a:font script="Khmr" typeface="MoolBoran"/>
+        <a:font script="Knda" typeface="Tunga"/>
+        <a:font script="Guru" typeface="Raavi"/>
+        <a:font script="Cans" typeface="Euphemia"/>
+        <a:font script="Cher" typeface="Plantagenet Cherokee"/>
+        <a:font script="Yiii" typeface="Microsoft Yi Baiti"/>
+        <a:font script="Tibt" typeface="Microsoft Himalaya"/>
+        <a:font script="Thaa" typeface="MV Boli"/>
+        <a:font script="Deva" typeface="Mangal"/>
+        <a:font script="Telu" typeface="Gautami"/>
+        <a:font script="Taml" typeface="Latha"/>
+        <a:font script="Syrc" typeface="Estrangelo Edessa"/>
+        <a:font script="Orya" typeface="Kalinga"/>
+        <a:font script="Mlym" typeface="Kartika"/>
+        <a:font script="Laoo" typeface="DokChampa"/>
+        <a:font script="Sinh" typeface="Iskoola Pota"/>
+        <a:font script="Mong" typeface="Mongolian Baiti"/>
+        <a:font script="Viet" typeface="Times New Roman"/>
+        <a:font script="Uigh" typeface="Microsoft Uighur"/>
+        <a:font script="Geor" typeface="Sylfaen"/>
+        <a:font script="Armn" typeface="Arial"/>
+        <a:font script="Bugi" typeface="Leelawadee UI"/>
+        <a:font script="Bopo" typeface="Microsoft JhengHei"/>
+        <a:font script="Java" typeface="Javanese Text"/>
+        <a:font script="Lisu" typeface="Segoe UI"/>
+        <a:font script="Mymr" typeface="Myanmar Text"/>
+        <a:font script="Nkoo" typeface="Ebrima"/>
+        <a:font script="Olck" typeface="Nirmala UI"/>
+        <a:font script="Osma" typeface="Ebrima"/>
+        <a:font script="Phag" typeface="Phagspa"/>
+        <a:font script="Syrn" typeface="Estrangelo Edessa"/>
+        <a:font script="Syrj" typeface="Estrangelo Edessa"/>
+        <a:font script="Syre" typeface="Estrangelo Edessa"/>
+        <a:font script="Sora" typeface="Nirmala UI"/>
+        <a:font script="Tale" typeface="Microsoft Tai Le"/>
+        <a:font script="Talu" typeface="Microsoft New Tai Lue"/>
+        <a:font script="Tfng" typeface="Ebrima"/>
+      </a:majorFont>
+      <a:minorFont>
+        <a:latin typeface="Calibri" panose="020F0502020204030204"/>
+        <a:ea typeface=""/>
+        <a:cs typeface=""/>
+        <a:font script="Jpan" typeface="游明朝"/>
+        <a:font script="Hang" typeface="맑은 고딕"/>
+        <a:font script="Hans" typeface="等线"/>
+        <a:font script="Hant" typeface="新細明體"/>
+        <a:font script="Arab" typeface="Arial"/>
+        <a:font script="Hebr" typeface="Arial"/>
+        <a:font script="Thai" typeface="Cordia New"/>
+        <a:font script="Ethi" typeface="Nyala"/>
+        <a:font script="Beng" typeface="Vrinda"/>
+        <a:font script="Gujr" typeface="Shruti"/>
+        <a:font script="Khmr" typeface="DaunPenh"/>
+        <a:font script="Knda" typeface="Tunga"/>
+        <a:font script="Guru" typeface="Raavi"/>
+        <a:font script="Cans" typeface="Euphemia"/>
+        <a:font script="Cher" typeface="Plantagenet Cherokee"/>
+        <a:font script="Yiii" typeface="Microsoft Yi Baiti"/>
+        <a:font script="Tibt" typeface="Microsoft Himalaya"/>
+        <a:font script="Thaa" typeface="MV Boli"/>
+        <a:font script="Deva" typeface="Mangal"/>
+        <a:font script="Telu" typeface="Gautami"/>
+        <a:font script="Taml" typeface="Latha"/>
+        <a:font script="Syrc" typeface="Estrangelo Edessa"/>
+        <a:font script="Orya" typeface="Kalinga"/>
+        <a:font script="Mlym" typeface="Kartika"/>
+        <a:font script="Laoo" typeface="DokChampa"/>
+        <a:font script="Sinh" typeface="Iskoola Pota"/>
+        <a:font script="Mong" typeface="Mongolian Baiti"/>
+        <a:font script="Viet" typeface="Arial"/>
+        <a:font script="Uigh" typeface="Microsoft Uighur"/>
+        <a:font script="Geor" typeface="Sylfaen"/>
+        <a:font script="Armn" typeface="Arial"/>
+        <a:font script="Bugi" typeface="Leelawadee UI"/>
+        <a:font script="Bopo" typeface="Microsoft JhengHei"/>
+        <a:font script="Java" typeface="Javanese Text"/>
+        <a:font script="Lisu" typeface="Segoe UI"/>
+        <a:font script="Mymr" typeface="Myanmar Text"/>
+        <a:font script="Nkoo" typeface="Ebrima"/>
+        <a:font script="Olck" typeface="Nirmala UI"/>
+        <a:font script="Osma" typeface="Ebrima"/>
+        <a:font script="Phag" typeface="Phagspa"/>
+        <a:font script="Syrn" typeface="Estrangelo Edessa"/>
+        <a:font script="Syrj" typeface="Estrangelo Edessa"/>
+        <a:font script="Syre" typeface="Estrangelo Edessa"/>
+        <a:font script="Sora" typeface="Nirmala UI"/>
+        <a:font script="Tale" typeface="Microsoft Tai Le"/>
+        <a:font script="Talu" typeface="Microsoft New Tai Lue"/>
+        <a:font script="Tfng" typeface="Ebrima"/>
+      </a:minorFont>
+    </a:fontScheme>
+    <a:fmtScheme name="Office">
+      <a:fillStyleLst>
+        <a:solidFill>
+          <a:schemeClr val="phClr"/>
+        </a:solidFill>
+        <a:gradFill rotWithShape="true">
+          <a:gsLst>
+            <a:gs pos="0">
+              <a:schemeClr val="phClr">
+                <a:lumMod val="110000"/>
+                <a:satMod val="105000"/>
+                <a:tint val="67000"/>
+              </a:schemeClr>
+            </a:gs>
+            <a:gs pos="50000">
+              <a:schemeClr val="phClr">
+                <a:lumMod val="105000"/>
+                <a:satMod val="103000"/>
+                <a:tint val="73000"/>
+              </a:schemeClr>
+            </a:gs>
+            <a:gs pos="100000">
+              <a:schemeClr val="phClr">
+                <a:lumMod val="105000"/>
+                <a:satMod val="109000"/>
+                <a:tint val="81000"/>
+              </a:schemeClr>
+            </a:gs>
+          </a:gsLst>
+          <a:lin ang="5400000" scaled="false"/>
+        </a:gradFill>
+        <a:gradFill rotWithShape="true">
+          <a:gsLst>
+            <a:gs pos="0">
+              <a:schemeClr val="phClr">
+                <a:satMod val="103000"/>
+                <a:lumMod val="102000"/>
+                <a:tint val="94000"/>
+              </a:schemeClr>
+            </a:gs>
+            <a:gs pos="50000">
+              <a:schemeClr val="phClr">
+                <a:satMod val="110000"/>
+                <a:lumMod val="100000"/>
+                <a:shade val="100000"/>
+              </a:schemeClr>
+            </a:gs>
+            <a:gs pos="100000">
+              <a:schemeClr val="phClr">
+                <a:lumMod val="99000"/>
+                <a:satMod val="120000"/>
+                <a:shade val="78000"/>
+              </a:schemeClr>
+            </a:gs>
+          </a:gsLst>
+          <a:lin ang="5400000" scaled="false"/>
+        </a:gradFill>
+      </a:fillStyleLst>
+      <a:lnStyleLst>
+        <a:ln w="6350" cap="flat" cmpd="sng" algn="ctr">
+          <a:solidFill>
+            <a:schemeClr val="phClr"/>
+          </a:solidFill>
+          <a:prstDash val="solid"/>
+          <a:miter lim="800000"/>
+        </a:ln>
+        <a:ln w="12700" cap="flat" cmpd="sng" algn="ctr">
+          <a:solidFill>
+            <a:schemeClr val="phClr"/>
+          </a:solidFill>
+          <a:prstDash val="solid"/>
+          <a:miter lim="800000"/>
+        </a:ln>
+        <a:ln w="19050" cap="flat" cmpd="sng" algn="ctr">
+          <a:solidFill>
+            <a:schemeClr val="phClr"/>
+          </a:solidFill>
+          <a:prstDash val="solid"/>
+          <a:miter lim="800000"/>
+        </a:ln>
+      </a:lnStyleLst>
+      <a:effectStyleLst>
+        <a:effectStyle>
+          <a:effectLst/>
+        </a:effectStyle>
+        <a:effectStyle>
+          <a:effectLst/>
+        </a:effectStyle>
+        <a:effectStyle>
+          <a:effectLst>
+            <a:outerShdw blurRad="57150" dist="19050" dir="5400000" algn="ctr" rotWithShape="false">
+              <a:srgbClr val="000000">
+                <a:alpha val="63000"/>
+              </a:srgbClr>
+            </a:outerShdw>
+          </a:effectLst>
+        </a:effectStyle>
+      </a:effectStyleLst>
+      <a:bgFillStyleLst>
+        <a:solidFill>
+          <a:schemeClr val="phClr"/>
+        </a:solidFill>
+        <a:solidFill>
+          <a:schemeClr val="phClr">
+            <a:tint val="95000"/>
+            <a:satMod val="170000"/>
+          </a:schemeClr>
+        </a:solidFill>
+        <a:gradFill rotWithShape="true">
+          <a:gsLst>
+            <a:gs pos="0">
+              <a:schemeClr val="phClr">
+                <a:tint val="93000"/>
+                <a:satMod val="150000"/>
+                <a:shade val="98000"/>
+                <a:lumMod val="102000"/>
+              </a:schemeClr>
+            </a:gs>
+            <a:gs pos="50000">
+              <a:schemeClr val="phClr">
+                <a:tint val="98000"/>
+                <a:satMod val="130000"/>
+                <a:shade val="90000"/>
+                <a:lumMod val="103000"/>
+              </a:schemeClr>
+            </a:gs>
+            <a:gs pos="100000">
+              <a:schemeClr val="phClr">
+                <a:shade val="63000"/>
+                <a:satMod val="120000"/>
+              </a:schemeClr>
+            </a:gs>
+          </a:gsLst>
+          <a:lin ang="5400000" scaled="false"/>
+        </a:gradFill>
+      </a:bgFillStyleLst>
+    </a:fmtScheme>
+  </a:themeElements>
+  <a:objectDefaults/>
+  <a:extraClrSchemeLst/>
+</a:theme>
 </file>